--- a/docs/atlas/ATL-09_Don-nhap-hang.docx
+++ b/docs/atlas/ATL-09_Don-nhap-hang.docx
@@ -313,7 +313,7 @@
                 <w:sz w:val="19"/>
                 <w:szCs w:val="19"/>
               </w:rPr>
-              <w:t xml:space="preserve">1.0 — 22/10/2026</w:t>
+              <w:t xml:space="preserve">1.1 — 23/10/2026</w:t>
             </w:r>
           </w:p>
         </w:tc>
@@ -573,7 +573,7 @@
           <w:sz w:val="19"/>
           <w:szCs w:val="19"/>
         </w:rPr>
-        <w:t xml:space="preserve">Lưu ý: các mã quyền là danh mục đã định nghĩa (xem ATL-23); giao diện hiện chưa kiểm tra quyền — mọi tài khoản đăng nhập đều xem và dùng được mọi chức năng.</w:t>
+        <w:t xml:space="preserve">Lưu ý: quyền được kiểm tra ở cả hai nơi — giao diện ẩn trang, mục menu và nút mà chức vụ không có quyền; máy chủ kiểm tra lại ở mọi API (thiếu quyền thì báo "Chức vụ của bạn chưa có quyền…"). Danh mục quyền: ATL-23.</w:t>
       </w:r>
     </w:p>
     <w:p>
@@ -4910,7 +4910,43 @@
           <w:sz w:val="21"/>
           <w:szCs w:val="21"/>
         </w:rPr>
-        <w:t xml:space="preserve">Hệ thống hiện chạy trên dữ liệu mô phỏng (mock) trong trình duyệt; các quy tắc dưới đây là hành vi đã cài đặt ở giao diện và sẽ ánh xạ 1:1 sang API backend.</w:t>
+        <w:t xml:space="preserve">Dữ liệu được lưu ở máy chủ (cơ sở dữ liệu PostgreSQL) và đọc / ghi qua API; các quy tắc nghiệp vụ trong tài liệu này được áp ở máy chủ, giao diện báo lỗi sớm cho người dùng. Mỗi thao tác ghi để lại một dòng Nhật ký hoạt động (ATL-27).</w:t>
+      </w:r>
+    </w:p>
+    <w:p>
+      <w:pPr>
+        <w:pStyle w:val="ListParagraph"/>
+        <w:numPr>
+          <w:ilvl w:val="0"/>
+          <w:numId w:val="2"/>
+        </w:numPr>
+        <w:spacing w:after="60" w:line="290"/>
+      </w:pPr>
+      <w:r>
+        <w:rPr>
+          <w:rFonts w:ascii="Arial" w:cs="Arial" w:eastAsia="Arial" w:hAnsi="Arial"/>
+          <w:sz w:val="21"/>
+          <w:szCs w:val="21"/>
+        </w:rPr>
+        <w:t xml:space="preserve">Trang chi tiết có mục </w:t>
+      </w:r>
+      <w:r>
+        <w:rPr>
+          <w:rFonts w:ascii="Arial" w:cs="Arial" w:eastAsia="Arial" w:hAnsi="Arial"/>
+          <w:b/>
+          <w:bCs/>
+          <w:sz w:val="21"/>
+          <w:szCs w:val="21"/>
+        </w:rPr>
+        <w:t xml:space="preserve">Nhật ký</w:t>
+      </w:r>
+      <w:r>
+        <w:rPr>
+          <w:rFonts w:ascii="Arial" w:cs="Arial" w:eastAsia="Arial" w:hAnsi="Arial"/>
+          <w:sz w:val="21"/>
+          <w:szCs w:val="21"/>
+        </w:rPr>
+        <w:t xml:space="preserve">: mọi thao tác trên bản ghi này — ai, lúc nào (đến giây), trường nào đổi từ giá trị nào sang giá trị nào, kể cả thao tác từ chứng từ liên quan. Xem ATL-27.</w:t>
       </w:r>
     </w:p>
     <w:sectPr>

--- a/docs/atlas/ATL-09_Don-nhap-hang.docx
+++ b/docs/atlas/ATL-09_Don-nhap-hang.docx
@@ -1,6 +1,6 @@
 
 <file path=word/document.xml><?xml version="1.0" encoding="utf-8"?>
-<w:document xmlns:wpc="http://schemas.microsoft.com/office/word/2010/wordprocessingCanvas" xmlns:mc="http://schemas.openxmlformats.org/markup-compatibility/2006" xmlns:o="urn:schemas-microsoft-com:office:office" xmlns:r="http://schemas.openxmlformats.org/officeDocument/2006/relationships" xmlns:m="http://schemas.openxmlformats.org/officeDocument/2006/math" xmlns:v="urn:schemas-microsoft-com:vml" xmlns:wp14="http://schemas.microsoft.com/office/word/2010/wordprocessingDrawing" xmlns:wp="http://schemas.openxmlformats.org/drawingml/2006/wordprocessingDrawing" xmlns:w10="urn:schemas-microsoft-com:office:word" xmlns:w="http://schemas.openxmlformats.org/wordprocessingml/2006/main" xmlns:w14="http://schemas.microsoft.com/office/word/2010/wordml" xmlns:w15="http://schemas.microsoft.com/office/word/2012/wordml" xmlns:wpg="http://schemas.microsoft.com/office/word/2010/wordprocessingGroup" xmlns:wpi="http://schemas.microsoft.com/office/word/2010/wordprocessingInk" xmlns:wne="http://schemas.microsoft.com/office/word/2006/wordml" xmlns:wps="http://schemas.microsoft.com/office/word/2010/wordprocessingShape" xmlns:cx="http://schemas.microsoft.com/office/drawing/2014/chartex" xmlns:cx1="http://schemas.microsoft.com/office/drawing/2015/9/8/chartex" xmlns:cx2="http://schemas.microsoft.com/office/drawing/2015/10/21/chartex" xmlns:cx3="http://schemas.microsoft.com/office/drawing/2016/5/9/chartex" xmlns:cx4="http://schemas.microsoft.com/office/drawing/2016/5/10/chartex" xmlns:cx5="http://schemas.microsoft.com/office/drawing/2016/5/11/chartex" xmlns:cx6="http://schemas.microsoft.com/office/drawing/2016/5/12/chartex" xmlns:cx7="http://schemas.microsoft.com/office/drawing/2016/5/13/chartex" xmlns:cx8="http://schemas.microsoft.com/office/drawing/2016/5/14/chartex" xmlns:aink="http://schemas.microsoft.com/office/drawing/2016/ink" xmlns:am3d="http://schemas.microsoft.com/office/drawing/2017/model3d" xmlns:w16cex="http://schemas.microsoft.com/office/word/2018/wordml/cex" xmlns:w16cid="http://schemas.microsoft.com/office/word/2016/wordml/cid" xmlns:w16="http://schemas.microsoft.com/office/word/2018/wordml" xmlns:w16sdtdh="http://schemas.microsoft.com/office/word/2020/wordml/sdtdatahash" xmlns:w16se="http://schemas.microsoft.com/office/word/2015/wordml/symex" mc:Ignorable="w14 w15 wp14">
+<w:document xmlns:r="http://schemas.openxmlformats.org/officeDocument/2006/relationships" xmlns:w="http://schemas.openxmlformats.org/wordprocessingml/2006/main">
   <w:body>
     <w:p>
       <w:pPr>
@@ -313,7 +313,7 @@
                 <w:sz w:val="19"/>
                 <w:szCs w:val="19"/>
               </w:rPr>
-              <w:t xml:space="preserve">1.1 — 23/10/2026</w:t>
+              <w:t xml:space="preserve">1.2 — 29/10/2026</w:t>
             </w:r>
           </w:p>
         </w:tc>
@@ -386,11 +386,6 @@
         </w:tc>
       </w:tr>
     </w:tbl>
-    <w:p>
-      <w:pPr>
-        <w:spacing w:after="80"/>
-      </w:pPr>
-    </w:p>
     <w:p>
       <w:pPr>
         <w:pStyle w:val="Heading1"/>
@@ -455,7 +450,25 @@
           <w:sz w:val="21"/>
           <w:szCs w:val="21"/>
         </w:rPr>
-        <w:t xml:space="preserve">; khi nhận hàng hệ thống sinh phiếu nhập kho và ghi công nợ phải trả.</w:t>
+        <w:t xml:space="preserve">; mỗi lần nhận hàng hệ thống sinh phiếu nhập kho và ghi một khoản công nợ phải trả. Hàng nhận sai hoặc lỗi thì </w:t>
+      </w:r>
+      <w:r>
+        <w:rPr>
+          <w:rFonts w:ascii="Arial" w:cs="Arial" w:eastAsia="Arial" w:hAnsi="Arial"/>
+          <w:b/>
+          <w:bCs/>
+          <w:sz w:val="21"/>
+          <w:szCs w:val="21"/>
+        </w:rPr>
+        <w:t xml:space="preserve">Trả lại hàng mua</w:t>
+      </w:r>
+      <w:r>
+        <w:rPr>
+          <w:rFonts w:ascii="Arial" w:cs="Arial" w:eastAsia="Arial" w:hAnsi="Arial"/>
+          <w:sz w:val="21"/>
+          <w:szCs w:val="21"/>
+        </w:rPr>
+        <w:t xml:space="preserve"> (TLM…): xuất kho theo giá mua và giảm công nợ phải trả.</w:t>
       </w:r>
     </w:p>
     <w:p>
@@ -481,7 +494,7 @@
         <w:pStyle w:val="ListParagraph"/>
         <w:numPr>
           <w:ilvl w:val="0"/>
-          <w:numId w:val="2"/>
+          <w:numId w:val="1"/>
         </w:numPr>
         <w:spacing w:after="60" w:line="290"/>
       </w:pPr>
@@ -499,7 +512,7 @@
         <w:pStyle w:val="ListParagraph"/>
         <w:numPr>
           <w:ilvl w:val="0"/>
-          <w:numId w:val="2"/>
+          <w:numId w:val="1"/>
         </w:numPr>
         <w:spacing w:after="60" w:line="290"/>
       </w:pPr>
@@ -517,7 +530,7 @@
         <w:pStyle w:val="ListParagraph"/>
         <w:numPr>
           <w:ilvl w:val="0"/>
-          <w:numId w:val="2"/>
+          <w:numId w:val="1"/>
         </w:numPr>
         <w:spacing w:after="60" w:line="290"/>
       </w:pPr>
@@ -527,7 +540,7 @@
           <w:sz w:val="21"/>
           <w:szCs w:val="21"/>
         </w:rPr>
-        <w:t xml:space="preserve">Kế toán: xem công nợ.</w:t>
+        <w:t xml:space="preserve">Kế toán / Quản lý: trả lại hàng mua, xem công nợ.</w:t>
       </w:r>
     </w:p>
     <w:p>
@@ -558,7 +571,7 @@
           <w:sz w:val="21"/>
           <w:szCs w:val="21"/>
         </w:rPr>
-        <w:t xml:space="preserve">purchase.* (xem, lập, sửa, gửi, nhận, hoàn tất, huỷ).</w:t>
+        <w:t xml:space="preserve">purchase.view / create / update / approve (gửi NCC) / receive (nhận hàng) / cancel / return (trả lại hàng mua: CEO, Quản lý, Kế toán). Giá nhập chỉ hiện với chức vụ mua hàng, duyệt, định giá hoặc xem công nợ — Thủ kho, Sale, giao hàng, xưởng thấy số lượng nhưng không thấy giá.</w:t>
       </w:r>
     </w:p>
     <w:p>
@@ -865,7 +878,83 @@
     </w:tbl>
     <w:p>
       <w:pPr>
-        <w:spacing w:after="80"/>
+        <w:spacing w:after="0" w:line="120" w:lineRule="exact"/>
+      </w:pPr>
+    </w:p>
+    <w:p>
+      <w:pPr>
+        <w:spacing w:after="40" w:before="40" w:line="300"/>
+        <w:jc w:val="center"/>
+      </w:pPr>
+      <w:r>
+        <w:rPr>
+          <w:rFonts w:ascii="Arial" w:cs="Arial" w:eastAsia="Arial" w:hAnsi="Arial"/>
+          <w:color w:val="7F7F7F"/>
+          <w:sz w:val="17"/>
+          <w:szCs w:val="17"/>
+        </w:rPr>
+        <w:t xml:space="preserve">↓ tiếp theo</w:t>
+      </w:r>
+    </w:p>
+    <w:tbl>
+      <w:tblPr>
+        <w:tblW w:type="dxa" w:w="9638"/>
+        <w:tblBorders>
+          <w:top w:val="single" w:color="auto" w:sz="4"/>
+          <w:left w:val="single" w:color="auto" w:sz="4"/>
+          <w:bottom w:val="single" w:color="auto" w:sz="4"/>
+          <w:right w:val="single" w:color="auto" w:sz="4"/>
+          <w:insideH w:val="single" w:color="auto" w:sz="4"/>
+          <w:insideV w:val="single" w:color="auto" w:sz="4"/>
+        </w:tblBorders>
+      </w:tblPr>
+      <w:tblGrid>
+        <w:gridCol w:w="9638"/>
+      </w:tblGrid>
+      <w:tr>
+        <w:trPr>
+          <w:cantSplit/>
+        </w:trPr>
+        <w:tc>
+          <w:tcPr>
+            <w:tcW w:type="dxa" w:w="9638"/>
+            <w:tcBorders>
+              <w:top w:val="single" w:color="A6A6A6" w:sz="4"/>
+              <w:left w:val="single" w:color="A6A6A6" w:sz="4"/>
+              <w:bottom w:val="single" w:color="A6A6A6" w:sz="4"/>
+              <w:right w:val="single" w:color="A6A6A6" w:sz="4"/>
+            </w:tcBorders>
+            <w:shd w:fill="DEEAF6" w:color="auto" w:val="clear"/>
+            <w:tcMar>
+              <w:top w:type="dxa" w:w="60"/>
+              <w:left w:type="dxa" w:w="100"/>
+              <w:bottom w:type="dxa" w:w="60"/>
+              <w:right w:type="dxa" w:w="100"/>
+            </w:tcMar>
+            <w:vAlign w:val="center"/>
+          </w:tcPr>
+          <w:p>
+            <w:pPr>
+              <w:spacing w:after="20" w:line="270"/>
+              <w:jc w:val="center"/>
+            </w:pPr>
+            <w:r>
+              <w:rPr>
+                <w:rFonts w:ascii="Arial" w:cs="Arial" w:eastAsia="Arial" w:hAnsi="Arial"/>
+                <w:b/>
+                <w:bCs/>
+                <w:sz w:val="18"/>
+                <w:szCs w:val="18"/>
+              </w:rPr>
+              <w:t xml:space="preserve">Trả lại hàng mua (nếu cần)</w:t>
+            </w:r>
+          </w:p>
+        </w:tc>
+      </w:tr>
+    </w:tbl>
+    <w:p>
+      <w:pPr>
+        <w:spacing w:after="0" w:line="120" w:lineRule="exact"/>
       </w:pPr>
     </w:p>
     <w:tbl>
@@ -881,10 +970,10 @@
         </w:tblBorders>
       </w:tblPr>
       <w:tblGrid>
-        <w:gridCol w:w="596"/>
-        <w:gridCol w:w="1490"/>
-        <w:gridCol w:w="3974"/>
-        <w:gridCol w:w="3578"/>
+        <w:gridCol w:w="660"/>
+        <w:gridCol w:w="1100"/>
+        <w:gridCol w:w="3226"/>
+        <w:gridCol w:w="4652"/>
       </w:tblGrid>
       <w:tr>
         <w:trPr>
@@ -893,7 +982,7 @@
         </w:trPr>
         <w:tc>
           <w:tcPr>
-            <w:tcW w:type="dxa" w:w="596"/>
+            <w:tcW w:type="dxa" w:w="660"/>
             <w:tcBorders>
               <w:top w:val="single" w:color="A6A6A6" w:sz="4"/>
               <w:left w:val="single" w:color="A6A6A6" w:sz="4"/>
@@ -927,7 +1016,7 @@
         </w:tc>
         <w:tc>
           <w:tcPr>
-            <w:tcW w:type="dxa" w:w="1490"/>
+            <w:tcW w:type="dxa" w:w="1100"/>
             <w:tcBorders>
               <w:top w:val="single" w:color="A6A6A6" w:sz="4"/>
               <w:left w:val="single" w:color="A6A6A6" w:sz="4"/>
@@ -961,7 +1050,7 @@
         </w:tc>
         <w:tc>
           <w:tcPr>
-            <w:tcW w:type="dxa" w:w="3974"/>
+            <w:tcW w:type="dxa" w:w="3226"/>
             <w:tcBorders>
               <w:top w:val="single" w:color="A6A6A6" w:sz="4"/>
               <w:left w:val="single" w:color="A6A6A6" w:sz="4"/>
@@ -995,7 +1084,7 @@
         </w:tc>
         <w:tc>
           <w:tcPr>
-            <w:tcW w:type="dxa" w:w="3578"/>
+            <w:tcW w:type="dxa" w:w="4652"/>
             <w:tcBorders>
               <w:top w:val="single" w:color="A6A6A6" w:sz="4"/>
               <w:left w:val="single" w:color="A6A6A6" w:sz="4"/>
@@ -1034,7 +1123,7 @@
         </w:trPr>
         <w:tc>
           <w:tcPr>
-            <w:tcW w:type="dxa" w:w="596"/>
+            <w:tcW w:type="dxa" w:w="660"/>
             <w:tcBorders>
               <w:top w:val="single" w:color="A6A6A6" w:sz="4"/>
               <w:left w:val="single" w:color="A6A6A6" w:sz="4"/>
@@ -1065,7 +1154,7 @@
         </w:tc>
         <w:tc>
           <w:tcPr>
-            <w:tcW w:type="dxa" w:w="1490"/>
+            <w:tcW w:type="dxa" w:w="1100"/>
             <w:tcBorders>
               <w:top w:val="single" w:color="A6A6A6" w:sz="4"/>
               <w:left w:val="single" w:color="A6A6A6" w:sz="4"/>
@@ -1096,63 +1185,63 @@
         </w:tc>
         <w:tc>
           <w:tcPr>
-            <w:tcW w:type="dxa" w:w="3974"/>
-            <w:tcBorders>
-              <w:top w:val="single" w:color="A6A6A6" w:sz="4"/>
-              <w:left w:val="single" w:color="A6A6A6" w:sz="4"/>
-              <w:bottom w:val="single" w:color="A6A6A6" w:sz="4"/>
-              <w:right w:val="single" w:color="A6A6A6" w:sz="4"/>
-            </w:tcBorders>
-            <w:tcMar>
-              <w:top w:type="dxa" w:w="60"/>
-              <w:left w:type="dxa" w:w="100"/>
-              <w:bottom w:type="dxa" w:w="60"/>
-              <w:right w:type="dxa" w:w="100"/>
-            </w:tcMar>
-            <w:vAlign w:val="top"/>
-          </w:tcPr>
-          <w:p>
-            <w:pPr>
-              <w:spacing w:after="20" w:line="270"/>
-            </w:pPr>
-            <w:r>
-              <w:rPr>
-                <w:rFonts w:ascii="Arial" w:cs="Arial" w:eastAsia="Arial" w:hAnsi="Arial"/>
-                <w:sz w:val="19"/>
-                <w:szCs w:val="19"/>
-              </w:rPr>
-              <w:t xml:space="preserve">Lập đơn: chọn NCC, thêm dòng (hàng, ĐVT, số lượng, đơn giá, thuế 0/5/8/10%).</w:t>
-            </w:r>
-          </w:p>
-        </w:tc>
-        <w:tc>
-          <w:tcPr>
-            <w:tcW w:type="dxa" w:w="3578"/>
-            <w:tcBorders>
-              <w:top w:val="single" w:color="A6A6A6" w:sz="4"/>
-              <w:left w:val="single" w:color="A6A6A6" w:sz="4"/>
-              <w:bottom w:val="single" w:color="A6A6A6" w:sz="4"/>
-              <w:right w:val="single" w:color="A6A6A6" w:sz="4"/>
-            </w:tcBorders>
-            <w:tcMar>
-              <w:top w:type="dxa" w:w="60"/>
-              <w:left w:type="dxa" w:w="100"/>
-              <w:bottom w:type="dxa" w:w="60"/>
-              <w:right w:type="dxa" w:w="100"/>
-            </w:tcMar>
-            <w:vAlign w:val="top"/>
-          </w:tcPr>
-          <w:p>
-            <w:pPr>
-              <w:spacing w:after="20" w:line="270"/>
-            </w:pPr>
-            <w:r>
-              <w:rPr>
-                <w:rFonts w:ascii="Arial" w:cs="Arial" w:eastAsia="Arial" w:hAnsi="Arial"/>
-                <w:sz w:val="19"/>
-                <w:szCs w:val="19"/>
-              </w:rPr>
-              <w:t xml:space="preserve">Trạng thái Nháp; còn sửa được. Thành tiền chưa gồm thuế; tổng thanh toán gồm thuế.</w:t>
+            <w:tcW w:type="dxa" w:w="3226"/>
+            <w:tcBorders>
+              <w:top w:val="single" w:color="A6A6A6" w:sz="4"/>
+              <w:left w:val="single" w:color="A6A6A6" w:sz="4"/>
+              <w:bottom w:val="single" w:color="A6A6A6" w:sz="4"/>
+              <w:right w:val="single" w:color="A6A6A6" w:sz="4"/>
+            </w:tcBorders>
+            <w:tcMar>
+              <w:top w:type="dxa" w:w="60"/>
+              <w:left w:type="dxa" w:w="100"/>
+              <w:bottom w:type="dxa" w:w="60"/>
+              <w:right w:type="dxa" w:w="100"/>
+            </w:tcMar>
+            <w:vAlign w:val="top"/>
+          </w:tcPr>
+          <w:p>
+            <w:pPr>
+              <w:spacing w:after="20" w:line="270"/>
+            </w:pPr>
+            <w:r>
+              <w:rPr>
+                <w:rFonts w:ascii="Arial" w:cs="Arial" w:eastAsia="Arial" w:hAnsi="Arial"/>
+                <w:sz w:val="19"/>
+                <w:szCs w:val="19"/>
+              </w:rPr>
+              <w:t xml:space="preserve">Lập đơn: chọn NCC, thêm dòng (hàng, ĐVT, số lượng, đơn giá, thuế 0/5/8/10%); hoặc mở từ "Gợi ý đơn nhập" ở Tồn kho (dòng điền sẵn).</w:t>
+            </w:r>
+          </w:p>
+        </w:tc>
+        <w:tc>
+          <w:tcPr>
+            <w:tcW w:type="dxa" w:w="4652"/>
+            <w:tcBorders>
+              <w:top w:val="single" w:color="A6A6A6" w:sz="4"/>
+              <w:left w:val="single" w:color="A6A6A6" w:sz="4"/>
+              <w:bottom w:val="single" w:color="A6A6A6" w:sz="4"/>
+              <w:right w:val="single" w:color="A6A6A6" w:sz="4"/>
+            </w:tcBorders>
+            <w:tcMar>
+              <w:top w:type="dxa" w:w="60"/>
+              <w:left w:type="dxa" w:w="100"/>
+              <w:bottom w:type="dxa" w:w="60"/>
+              <w:right w:type="dxa" w:w="100"/>
+            </w:tcMar>
+            <w:vAlign w:val="top"/>
+          </w:tcPr>
+          <w:p>
+            <w:pPr>
+              <w:spacing w:after="20" w:line="270"/>
+            </w:pPr>
+            <w:r>
+              <w:rPr>
+                <w:rFonts w:ascii="Arial" w:cs="Arial" w:eastAsia="Arial" w:hAnsi="Arial"/>
+                <w:sz w:val="19"/>
+                <w:szCs w:val="19"/>
+              </w:rPr>
+              <w:t xml:space="preserve">Trạng thái Nháp; còn sửa được. Thành tiền chưa gồm thuế; tổng thanh toán gồm thuế. Tỷ lệ quy đổi lấy từ ĐVT của mặt hàng.</w:t>
             </w:r>
           </w:p>
         </w:tc>
@@ -1163,7 +1252,7 @@
         </w:trPr>
         <w:tc>
           <w:tcPr>
-            <w:tcW w:type="dxa" w:w="596"/>
+            <w:tcW w:type="dxa" w:w="660"/>
             <w:tcBorders>
               <w:top w:val="single" w:color="A6A6A6" w:sz="4"/>
               <w:left w:val="single" w:color="A6A6A6" w:sz="4"/>
@@ -1194,7 +1283,7 @@
         </w:tc>
         <w:tc>
           <w:tcPr>
-            <w:tcW w:type="dxa" w:w="1490"/>
+            <w:tcW w:type="dxa" w:w="1100"/>
             <w:tcBorders>
               <w:top w:val="single" w:color="A6A6A6" w:sz="4"/>
               <w:left w:val="single" w:color="A6A6A6" w:sz="4"/>
@@ -1225,7 +1314,7 @@
         </w:tc>
         <w:tc>
           <w:tcPr>
-            <w:tcW w:type="dxa" w:w="3974"/>
+            <w:tcW w:type="dxa" w:w="3226"/>
             <w:tcBorders>
               <w:top w:val="single" w:color="A6A6A6" w:sz="4"/>
               <w:left w:val="single" w:color="A6A6A6" w:sz="4"/>
@@ -1256,7 +1345,7 @@
         </w:tc>
         <w:tc>
           <w:tcPr>
-            <w:tcW w:type="dxa" w:w="3578"/>
+            <w:tcW w:type="dxa" w:w="4652"/>
             <w:tcBorders>
               <w:top w:val="single" w:color="A6A6A6" w:sz="4"/>
               <w:left w:val="single" w:color="A6A6A6" w:sz="4"/>
@@ -1292,7 +1381,7 @@
         </w:trPr>
         <w:tc>
           <w:tcPr>
-            <w:tcW w:type="dxa" w:w="596"/>
+            <w:tcW w:type="dxa" w:w="660"/>
             <w:tcBorders>
               <w:top w:val="single" w:color="A6A6A6" w:sz="4"/>
               <w:left w:val="single" w:color="A6A6A6" w:sz="4"/>
@@ -1323,7 +1412,7 @@
         </w:tc>
         <w:tc>
           <w:tcPr>
-            <w:tcW w:type="dxa" w:w="1490"/>
+            <w:tcW w:type="dxa" w:w="1100"/>
             <w:tcBorders>
               <w:top w:val="single" w:color="A6A6A6" w:sz="4"/>
               <w:left w:val="single" w:color="A6A6A6" w:sz="4"/>
@@ -1354,63 +1443,63 @@
         </w:tc>
         <w:tc>
           <w:tcPr>
-            <w:tcW w:type="dxa" w:w="3974"/>
-            <w:tcBorders>
-              <w:top w:val="single" w:color="A6A6A6" w:sz="4"/>
-              <w:left w:val="single" w:color="A6A6A6" w:sz="4"/>
-              <w:bottom w:val="single" w:color="A6A6A6" w:sz="4"/>
-              <w:right w:val="single" w:color="A6A6A6" w:sz="4"/>
-            </w:tcBorders>
-            <w:tcMar>
-              <w:top w:type="dxa" w:w="60"/>
-              <w:left w:type="dxa" w:w="100"/>
-              <w:bottom w:type="dxa" w:w="60"/>
-              <w:right w:type="dxa" w:w="100"/>
-            </w:tcMar>
-            <w:vAlign w:val="top"/>
-          </w:tcPr>
-          <w:p>
-            <w:pPr>
-              <w:spacing w:after="20" w:line="270"/>
-            </w:pPr>
-            <w:r>
-              <w:rPr>
-                <w:rFonts w:ascii="Arial" w:cs="Arial" w:eastAsia="Arial" w:hAnsi="Arial"/>
-                <w:sz w:val="19"/>
-                <w:szCs w:val="19"/>
-              </w:rPr>
-              <w:t xml:space="preserve">Nhận hàng: nhập số thực nhận từng dòng và kho nhập.</w:t>
-            </w:r>
-          </w:p>
-        </w:tc>
-        <w:tc>
-          <w:tcPr>
-            <w:tcW w:type="dxa" w:w="3578"/>
-            <w:tcBorders>
-              <w:top w:val="single" w:color="A6A6A6" w:sz="4"/>
-              <w:left w:val="single" w:color="A6A6A6" w:sz="4"/>
-              <w:bottom w:val="single" w:color="A6A6A6" w:sz="4"/>
-              <w:right w:val="single" w:color="A6A6A6" w:sz="4"/>
-            </w:tcBorders>
-            <w:tcMar>
-              <w:top w:type="dxa" w:w="60"/>
-              <w:left w:type="dxa" w:w="100"/>
-              <w:bottom w:type="dxa" w:w="60"/>
-              <w:right w:type="dxa" w:w="100"/>
-            </w:tcMar>
-            <w:vAlign w:val="top"/>
-          </w:tcPr>
-          <w:p>
-            <w:pPr>
-              <w:spacing w:after="20" w:line="270"/>
-            </w:pPr>
-            <w:r>
-              <w:rPr>
-                <w:rFonts w:ascii="Arial" w:cs="Arial" w:eastAsia="Arial" w:hAnsi="Arial"/>
-                <w:sz w:val="19"/>
-                <w:szCs w:val="19"/>
-              </w:rPr>
-              <w:t xml:space="preserve">Một phiếu nhập kho cho mỗi kho; tồn + theo ĐVT chính; cập nhật số đã nhận và giá trị đã nhận; công nợ phải trả = giá trị đã nhận (gồm thuế).</w:t>
+            <w:tcW w:type="dxa" w:w="3226"/>
+            <w:tcBorders>
+              <w:top w:val="single" w:color="A6A6A6" w:sz="4"/>
+              <w:left w:val="single" w:color="A6A6A6" w:sz="4"/>
+              <w:bottom w:val="single" w:color="A6A6A6" w:sz="4"/>
+              <w:right w:val="single" w:color="A6A6A6" w:sz="4"/>
+            </w:tcBorders>
+            <w:tcMar>
+              <w:top w:type="dxa" w:w="60"/>
+              <w:left w:type="dxa" w:w="100"/>
+              <w:bottom w:type="dxa" w:w="60"/>
+              <w:right w:type="dxa" w:w="100"/>
+            </w:tcMar>
+            <w:vAlign w:val="top"/>
+          </w:tcPr>
+          <w:p>
+            <w:pPr>
+              <w:spacing w:after="20" w:line="270"/>
+            </w:pPr>
+            <w:r>
+              <w:rPr>
+                <w:rFonts w:ascii="Arial" w:cs="Arial" w:eastAsia="Arial" w:hAnsi="Arial"/>
+                <w:sz w:val="19"/>
+                <w:szCs w:val="19"/>
+              </w:rPr>
+              <w:t xml:space="preserve">Nhận hàng: chọn ngày nhận (mặc định hôm nay), nhập số thực nhận từng dòng và kho nhập.</w:t>
+            </w:r>
+          </w:p>
+        </w:tc>
+        <w:tc>
+          <w:tcPr>
+            <w:tcW w:type="dxa" w:w="4652"/>
+            <w:tcBorders>
+              <w:top w:val="single" w:color="A6A6A6" w:sz="4"/>
+              <w:left w:val="single" w:color="A6A6A6" w:sz="4"/>
+              <w:bottom w:val="single" w:color="A6A6A6" w:sz="4"/>
+              <w:right w:val="single" w:color="A6A6A6" w:sz="4"/>
+            </w:tcBorders>
+            <w:tcMar>
+              <w:top w:type="dxa" w:w="60"/>
+              <w:left w:type="dxa" w:w="100"/>
+              <w:bottom w:type="dxa" w:w="60"/>
+              <w:right w:type="dxa" w:w="100"/>
+            </w:tcMar>
+            <w:vAlign w:val="top"/>
+          </w:tcPr>
+          <w:p>
+            <w:pPr>
+              <w:spacing w:after="20" w:line="270"/>
+            </w:pPr>
+            <w:r>
+              <w:rPr>
+                <w:rFonts w:ascii="Arial" w:cs="Arial" w:eastAsia="Arial" w:hAnsi="Arial"/>
+                <w:sz w:val="19"/>
+                <w:szCs w:val="19"/>
+              </w:rPr>
+              <w:t xml:space="preserve">Một phiếu nhập kho cho mỗi kho, theo giá mua; tồn + theo ĐVT chính; giá vốn bình quân cập nhật; một khoản công nợ phải trả cho lần nhận này = giá trị nhận (gồm thuế), hạn = ngày nhận + số ngày được nợ.</w:t>
             </w:r>
           </w:p>
         </w:tc>
@@ -1421,7 +1510,7 @@
         </w:trPr>
         <w:tc>
           <w:tcPr>
-            <w:tcW w:type="dxa" w:w="596"/>
+            <w:tcW w:type="dxa" w:w="660"/>
             <w:tcBorders>
               <w:top w:val="single" w:color="A6A6A6" w:sz="4"/>
               <w:left w:val="single" w:color="A6A6A6" w:sz="4"/>
@@ -1452,7 +1541,7 @@
         </w:tc>
         <w:tc>
           <w:tcPr>
-            <w:tcW w:type="dxa" w:w="1490"/>
+            <w:tcW w:type="dxa" w:w="1100"/>
             <w:tcBorders>
               <w:top w:val="single" w:color="A6A6A6" w:sz="4"/>
               <w:left w:val="single" w:color="A6A6A6" w:sz="4"/>
@@ -1483,7 +1572,7 @@
         </w:tc>
         <w:tc>
           <w:tcPr>
-            <w:tcW w:type="dxa" w:w="3974"/>
+            <w:tcW w:type="dxa" w:w="3226"/>
             <w:tcBorders>
               <w:top w:val="single" w:color="A6A6A6" w:sz="4"/>
               <w:left w:val="single" w:color="A6A6A6" w:sz="4"/>
@@ -1514,7 +1603,7 @@
         </w:tc>
         <w:tc>
           <w:tcPr>
-            <w:tcW w:type="dxa" w:w="3578"/>
+            <w:tcW w:type="dxa" w:w="4652"/>
             <w:tcBorders>
               <w:top w:val="single" w:color="A6A6A6" w:sz="4"/>
               <w:left w:val="single" w:color="A6A6A6" w:sz="4"/>
@@ -1550,7 +1639,7 @@
         </w:trPr>
         <w:tc>
           <w:tcPr>
-            <w:tcW w:type="dxa" w:w="596"/>
+            <w:tcW w:type="dxa" w:w="660"/>
             <w:tcBorders>
               <w:top w:val="single" w:color="A6A6A6" w:sz="4"/>
               <w:left w:val="single" w:color="A6A6A6" w:sz="4"/>
@@ -1581,7 +1670,7 @@
         </w:tc>
         <w:tc>
           <w:tcPr>
-            <w:tcW w:type="dxa" w:w="1490"/>
+            <w:tcW w:type="dxa" w:w="1100"/>
             <w:tcBorders>
               <w:top w:val="single" w:color="A6A6A6" w:sz="4"/>
               <w:left w:val="single" w:color="A6A6A6" w:sz="4"/>
@@ -1612,7 +1701,7 @@
         </w:tc>
         <w:tc>
           <w:tcPr>
-            <w:tcW w:type="dxa" w:w="3974"/>
+            <w:tcW w:type="dxa" w:w="3226"/>
             <w:tcBorders>
               <w:top w:val="single" w:color="A6A6A6" w:sz="4"/>
               <w:left w:val="single" w:color="A6A6A6" w:sz="4"/>
@@ -1643,7 +1732,7 @@
         </w:tc>
         <w:tc>
           <w:tcPr>
-            <w:tcW w:type="dxa" w:w="3578"/>
+            <w:tcW w:type="dxa" w:w="4652"/>
             <w:tcBorders>
               <w:top w:val="single" w:color="A6A6A6" w:sz="4"/>
               <w:left w:val="single" w:color="A6A6A6" w:sz="4"/>
@@ -1679,7 +1768,7 @@
         </w:trPr>
         <w:tc>
           <w:tcPr>
-            <w:tcW w:type="dxa" w:w="596"/>
+            <w:tcW w:type="dxa" w:w="660"/>
             <w:tcBorders>
               <w:top w:val="single" w:color="A6A6A6" w:sz="4"/>
               <w:left w:val="single" w:color="A6A6A6" w:sz="4"/>
@@ -1710,7 +1799,7 @@
         </w:tc>
         <w:tc>
           <w:tcPr>
-            <w:tcW w:type="dxa" w:w="1490"/>
+            <w:tcW w:type="dxa" w:w="1100"/>
             <w:tcBorders>
               <w:top w:val="single" w:color="A6A6A6" w:sz="4"/>
               <w:left w:val="single" w:color="A6A6A6" w:sz="4"/>
@@ -1741,7 +1830,7 @@
         </w:tc>
         <w:tc>
           <w:tcPr>
-            <w:tcW w:type="dxa" w:w="3974"/>
+            <w:tcW w:type="dxa" w:w="3226"/>
             <w:tcBorders>
               <w:top w:val="single" w:color="A6A6A6" w:sz="4"/>
               <w:left w:val="single" w:color="A6A6A6" w:sz="4"/>
@@ -1772,7 +1861,7 @@
         </w:tc>
         <w:tc>
           <w:tcPr>
-            <w:tcW w:type="dxa" w:w="3578"/>
+            <w:tcW w:type="dxa" w:w="4652"/>
             <w:tcBorders>
               <w:top w:val="single" w:color="A6A6A6" w:sz="4"/>
               <w:left w:val="single" w:color="A6A6A6" w:sz="4"/>
@@ -1798,11 +1887,274 @@
                 <w:szCs w:val="19"/>
               </w:rPr>
               <w:t xml:space="preserve">Đơn Đã huỷ.</w:t>
+            </w:r>
+          </w:p>
+        </w:tc>
+      </w:tr>
+      <w:tr>
+        <w:trPr>
+          <w:cantSplit/>
+        </w:trPr>
+        <w:tc>
+          <w:tcPr>
+            <w:tcW w:type="dxa" w:w="660"/>
+            <w:tcBorders>
+              <w:top w:val="single" w:color="A6A6A6" w:sz="4"/>
+              <w:left w:val="single" w:color="A6A6A6" w:sz="4"/>
+              <w:bottom w:val="single" w:color="A6A6A6" w:sz="4"/>
+              <w:right w:val="single" w:color="A6A6A6" w:sz="4"/>
+            </w:tcBorders>
+            <w:tcMar>
+              <w:top w:type="dxa" w:w="60"/>
+              <w:left w:type="dxa" w:w="100"/>
+              <w:bottom w:type="dxa" w:w="60"/>
+              <w:right w:type="dxa" w:w="100"/>
+            </w:tcMar>
+            <w:vAlign w:val="top"/>
+          </w:tcPr>
+          <w:p>
+            <w:pPr>
+              <w:spacing w:after="20" w:line="270"/>
+            </w:pPr>
+            <w:r>
+              <w:rPr>
+                <w:rFonts w:ascii="Arial" w:cs="Arial" w:eastAsia="Arial" w:hAnsi="Arial"/>
+                <w:sz w:val="19"/>
+                <w:szCs w:val="19"/>
+              </w:rPr>
+              <w:t xml:space="preserve">7</w:t>
+            </w:r>
+          </w:p>
+        </w:tc>
+        <w:tc>
+          <w:tcPr>
+            <w:tcW w:type="dxa" w:w="1100"/>
+            <w:tcBorders>
+              <w:top w:val="single" w:color="A6A6A6" w:sz="4"/>
+              <w:left w:val="single" w:color="A6A6A6" w:sz="4"/>
+              <w:bottom w:val="single" w:color="A6A6A6" w:sz="4"/>
+              <w:right w:val="single" w:color="A6A6A6" w:sz="4"/>
+            </w:tcBorders>
+            <w:tcMar>
+              <w:top w:type="dxa" w:w="60"/>
+              <w:left w:type="dxa" w:w="100"/>
+              <w:bottom w:type="dxa" w:w="60"/>
+              <w:right w:type="dxa" w:w="100"/>
+            </w:tcMar>
+            <w:vAlign w:val="top"/>
+          </w:tcPr>
+          <w:p>
+            <w:pPr>
+              <w:spacing w:after="20" w:line="270"/>
+            </w:pPr>
+            <w:r>
+              <w:rPr>
+                <w:rFonts w:ascii="Arial" w:cs="Arial" w:eastAsia="Arial" w:hAnsi="Arial"/>
+                <w:sz w:val="19"/>
+                <w:szCs w:val="19"/>
+              </w:rPr>
+              <w:t xml:space="preserve">Kế toán</w:t>
+            </w:r>
+          </w:p>
+        </w:tc>
+        <w:tc>
+          <w:tcPr>
+            <w:tcW w:type="dxa" w:w="3226"/>
+            <w:tcBorders>
+              <w:top w:val="single" w:color="A6A6A6" w:sz="4"/>
+              <w:left w:val="single" w:color="A6A6A6" w:sz="4"/>
+              <w:bottom w:val="single" w:color="A6A6A6" w:sz="4"/>
+              <w:right w:val="single" w:color="A6A6A6" w:sz="4"/>
+            </w:tcBorders>
+            <w:tcMar>
+              <w:top w:type="dxa" w:w="60"/>
+              <w:left w:type="dxa" w:w="100"/>
+              <w:bottom w:type="dxa" w:w="60"/>
+              <w:right w:type="dxa" w:w="100"/>
+            </w:tcMar>
+            <w:vAlign w:val="top"/>
+          </w:tcPr>
+          <w:p>
+            <w:pPr>
+              <w:spacing w:after="20" w:line="270"/>
+            </w:pPr>
+            <w:r>
+              <w:rPr>
+                <w:rFonts w:ascii="Arial" w:cs="Arial" w:eastAsia="Arial" w:hAnsi="Arial"/>
+                <w:sz w:val="19"/>
+                <w:szCs w:val="19"/>
+              </w:rPr>
+              <w:t xml:space="preserve">Trả lại hàng mua: chọn ngày trả, lý do, kho, số trả từng dòng (≤ số đã nhận chưa trả; nút "Trả tất cả còn lại").</w:t>
+            </w:r>
+          </w:p>
+        </w:tc>
+        <w:tc>
+          <w:tcPr>
+            <w:tcW w:type="dxa" w:w="4652"/>
+            <w:tcBorders>
+              <w:top w:val="single" w:color="A6A6A6" w:sz="4"/>
+              <w:left w:val="single" w:color="A6A6A6" w:sz="4"/>
+              <w:bottom w:val="single" w:color="A6A6A6" w:sz="4"/>
+              <w:right w:val="single" w:color="A6A6A6" w:sz="4"/>
+            </w:tcBorders>
+            <w:tcMar>
+              <w:top w:type="dxa" w:w="60"/>
+              <w:left w:type="dxa" w:w="100"/>
+              <w:bottom w:type="dxa" w:w="60"/>
+              <w:right w:type="dxa" w:w="100"/>
+            </w:tcMar>
+            <w:vAlign w:val="top"/>
+          </w:tcPr>
+          <w:p>
+            <w:pPr>
+              <w:spacing w:after="20" w:line="270"/>
+            </w:pPr>
+            <w:r>
+              <w:rPr>
+                <w:rFonts w:ascii="Arial" w:cs="Arial" w:eastAsia="Arial" w:hAnsi="Arial"/>
+                <w:sz w:val="19"/>
+                <w:szCs w:val="19"/>
+              </w:rPr>
+              <w:t xml:space="preserve">Phiếu TLM… và phiếu xuất kho theo giá mua; công nợ phải trả giảm giá trị trả (gồm thuế) vào ngày trả. Số đã nhận trên đơn giữ nguyên. Tiền NCC hoàn lại thì lập phiếu thu.</w:t>
+            </w:r>
+          </w:p>
+        </w:tc>
+      </w:tr>
+      <w:tr>
+        <w:trPr>
+          <w:cantSplit/>
+        </w:trPr>
+        <w:tc>
+          <w:tcPr>
+            <w:tcW w:type="dxa" w:w="660"/>
+            <w:tcBorders>
+              <w:top w:val="single" w:color="A6A6A6" w:sz="4"/>
+              <w:left w:val="single" w:color="A6A6A6" w:sz="4"/>
+              <w:bottom w:val="single" w:color="A6A6A6" w:sz="4"/>
+              <w:right w:val="single" w:color="A6A6A6" w:sz="4"/>
+            </w:tcBorders>
+            <w:tcMar>
+              <w:top w:type="dxa" w:w="60"/>
+              <w:left w:type="dxa" w:w="100"/>
+              <w:bottom w:type="dxa" w:w="60"/>
+              <w:right w:type="dxa" w:w="100"/>
+            </w:tcMar>
+            <w:vAlign w:val="top"/>
+          </w:tcPr>
+          <w:p>
+            <w:pPr>
+              <w:spacing w:after="20" w:line="270"/>
+            </w:pPr>
+            <w:r>
+              <w:rPr>
+                <w:rFonts w:ascii="Arial" w:cs="Arial" w:eastAsia="Arial" w:hAnsi="Arial"/>
+                <w:sz w:val="19"/>
+                <w:szCs w:val="19"/>
+              </w:rPr>
+              <w:t xml:space="preserve">8</w:t>
+            </w:r>
+          </w:p>
+        </w:tc>
+        <w:tc>
+          <w:tcPr>
+            <w:tcW w:type="dxa" w:w="1100"/>
+            <w:tcBorders>
+              <w:top w:val="single" w:color="A6A6A6" w:sz="4"/>
+              <w:left w:val="single" w:color="A6A6A6" w:sz="4"/>
+              <w:bottom w:val="single" w:color="A6A6A6" w:sz="4"/>
+              <w:right w:val="single" w:color="A6A6A6" w:sz="4"/>
+            </w:tcBorders>
+            <w:tcMar>
+              <w:top w:type="dxa" w:w="60"/>
+              <w:left w:type="dxa" w:w="100"/>
+              <w:bottom w:type="dxa" w:w="60"/>
+              <w:right w:type="dxa" w:w="100"/>
+            </w:tcMar>
+            <w:vAlign w:val="top"/>
+          </w:tcPr>
+          <w:p>
+            <w:pPr>
+              <w:spacing w:after="20" w:line="270"/>
+            </w:pPr>
+            <w:r>
+              <w:rPr>
+                <w:rFonts w:ascii="Arial" w:cs="Arial" w:eastAsia="Arial" w:hAnsi="Arial"/>
+                <w:sz w:val="19"/>
+                <w:szCs w:val="19"/>
+              </w:rPr>
+              <w:t xml:space="preserve">Kế toán</w:t>
+            </w:r>
+          </w:p>
+        </w:tc>
+        <w:tc>
+          <w:tcPr>
+            <w:tcW w:type="dxa" w:w="3226"/>
+            <w:tcBorders>
+              <w:top w:val="single" w:color="A6A6A6" w:sz="4"/>
+              <w:left w:val="single" w:color="A6A6A6" w:sz="4"/>
+              <w:bottom w:val="single" w:color="A6A6A6" w:sz="4"/>
+              <w:right w:val="single" w:color="A6A6A6" w:sz="4"/>
+            </w:tcBorders>
+            <w:tcMar>
+              <w:top w:type="dxa" w:w="60"/>
+              <w:left w:type="dxa" w:w="100"/>
+              <w:bottom w:type="dxa" w:w="60"/>
+              <w:right w:type="dxa" w:w="100"/>
+            </w:tcMar>
+            <w:vAlign w:val="top"/>
+          </w:tcPr>
+          <w:p>
+            <w:pPr>
+              <w:spacing w:after="20" w:line="270"/>
+            </w:pPr>
+            <w:r>
+              <w:rPr>
+                <w:rFonts w:ascii="Arial" w:cs="Arial" w:eastAsia="Arial" w:hAnsi="Arial"/>
+                <w:sz w:val="19"/>
+                <w:szCs w:val="19"/>
+              </w:rPr>
+              <w:t xml:space="preserve">Huỷ phiếu trả lại (nếu lập nhầm).</w:t>
+            </w:r>
+          </w:p>
+        </w:tc>
+        <w:tc>
+          <w:tcPr>
+            <w:tcW w:type="dxa" w:w="4652"/>
+            <w:tcBorders>
+              <w:top w:val="single" w:color="A6A6A6" w:sz="4"/>
+              <w:left w:val="single" w:color="A6A6A6" w:sz="4"/>
+              <w:bottom w:val="single" w:color="A6A6A6" w:sz="4"/>
+              <w:right w:val="single" w:color="A6A6A6" w:sz="4"/>
+            </w:tcBorders>
+            <w:tcMar>
+              <w:top w:type="dxa" w:w="60"/>
+              <w:left w:type="dxa" w:w="100"/>
+              <w:bottom w:type="dxa" w:w="60"/>
+              <w:right w:type="dxa" w:w="100"/>
+            </w:tcMar>
+            <w:vAlign w:val="top"/>
+          </w:tcPr>
+          <w:p>
+            <w:pPr>
+              <w:spacing w:after="20" w:line="270"/>
+            </w:pPr>
+            <w:r>
+              <w:rPr>
+                <w:rFonts w:ascii="Arial" w:cs="Arial" w:eastAsia="Arial" w:hAnsi="Arial"/>
+                <w:sz w:val="19"/>
+                <w:szCs w:val="19"/>
+              </w:rPr>
+              <w:t xml:space="preserve">Đảo phiếu xuất kho; công nợ mở lại; phiếu trả giữ lại, đánh dấu huỷ.</w:t>
             </w:r>
           </w:p>
         </w:tc>
       </w:tr>
     </w:tbl>
+    <w:p>
+      <w:pPr>
+        <w:spacing w:after="60"/>
+      </w:pPr>
+    </w:p>
     <w:p>
       <w:pPr>
         <w:pStyle w:val="Heading1"/>
@@ -1834,8 +2186,8 @@
         </w:tblBorders>
       </w:tblPr>
       <w:tblGrid>
-        <w:gridCol w:w="2409"/>
-        <w:gridCol w:w="7229"/>
+        <w:gridCol w:w="1430"/>
+        <w:gridCol w:w="8208"/>
       </w:tblGrid>
       <w:tr>
         <w:trPr>
@@ -1844,7 +2196,7 @@
         </w:trPr>
         <w:tc>
           <w:tcPr>
-            <w:tcW w:type="dxa" w:w="2409"/>
+            <w:tcW w:type="dxa" w:w="1430"/>
             <w:tcBorders>
               <w:top w:val="single" w:color="A6A6A6" w:sz="4"/>
               <w:left w:val="single" w:color="A6A6A6" w:sz="4"/>
@@ -1878,7 +2230,7 @@
         </w:tc>
         <w:tc>
           <w:tcPr>
-            <w:tcW w:type="dxa" w:w="7229"/>
+            <w:tcW w:type="dxa" w:w="8208"/>
             <w:tcBorders>
               <w:top w:val="single" w:color="A6A6A6" w:sz="4"/>
               <w:left w:val="single" w:color="A6A6A6" w:sz="4"/>
@@ -1917,7 +2269,7 @@
         </w:trPr>
         <w:tc>
           <w:tcPr>
-            <w:tcW w:type="dxa" w:w="2409"/>
+            <w:tcW w:type="dxa" w:w="1430"/>
             <w:tcBorders>
               <w:top w:val="single" w:color="A6A6A6" w:sz="4"/>
               <w:left w:val="single" w:color="A6A6A6" w:sz="4"/>
@@ -1948,7 +2300,7 @@
         </w:tc>
         <w:tc>
           <w:tcPr>
-            <w:tcW w:type="dxa" w:w="7229"/>
+            <w:tcW w:type="dxa" w:w="8208"/>
             <w:tcBorders>
               <w:top w:val="single" w:color="A6A6A6" w:sz="4"/>
               <w:left w:val="single" w:color="A6A6A6" w:sz="4"/>
@@ -1984,63 +2336,63 @@
         </w:trPr>
         <w:tc>
           <w:tcPr>
-            <w:tcW w:type="dxa" w:w="2409"/>
-            <w:tcBorders>
-              <w:top w:val="single" w:color="A6A6A6" w:sz="4"/>
-              <w:left w:val="single" w:color="A6A6A6" w:sz="4"/>
-              <w:bottom w:val="single" w:color="A6A6A6" w:sz="4"/>
-              <w:right w:val="single" w:color="A6A6A6" w:sz="4"/>
-            </w:tcBorders>
-            <w:tcMar>
-              <w:top w:type="dxa" w:w="60"/>
-              <w:left w:type="dxa" w:w="100"/>
-              <w:bottom w:type="dxa" w:w="60"/>
-              <w:right w:type="dxa" w:w="100"/>
-            </w:tcMar>
-            <w:vAlign w:val="top"/>
-          </w:tcPr>
-          <w:p>
-            <w:pPr>
-              <w:spacing w:after="20" w:line="270"/>
-            </w:pPr>
-            <w:r>
-              <w:rPr>
-                <w:rFonts w:ascii="Arial" w:cs="Arial" w:eastAsia="Arial" w:hAnsi="Arial"/>
-                <w:sz w:val="19"/>
-                <w:szCs w:val="19"/>
-              </w:rPr>
-              <w:t xml:space="preserve">Phiếu đơn nhập (màn hình chứng từ)</w:t>
-            </w:r>
-          </w:p>
-        </w:tc>
-        <w:tc>
-          <w:tcPr>
-            <w:tcW w:type="dxa" w:w="7229"/>
-            <w:tcBorders>
-              <w:top w:val="single" w:color="A6A6A6" w:sz="4"/>
-              <w:left w:val="single" w:color="A6A6A6" w:sz="4"/>
-              <w:bottom w:val="single" w:color="A6A6A6" w:sz="4"/>
-              <w:right w:val="single" w:color="A6A6A6" w:sz="4"/>
-            </w:tcBorders>
-            <w:tcMar>
-              <w:top w:type="dxa" w:w="60"/>
-              <w:left w:type="dxa" w:w="100"/>
-              <w:bottom w:type="dxa" w:w="60"/>
-              <w:right w:type="dxa" w:w="100"/>
-            </w:tcMar>
-            <w:vAlign w:val="top"/>
-          </w:tcPr>
-          <w:p>
-            <w:pPr>
-              <w:spacing w:after="20" w:line="270"/>
-            </w:pPr>
-            <w:r>
-              <w:rPr>
-                <w:rFonts w:ascii="Arial" w:cs="Arial" w:eastAsia="Arial" w:hAnsi="Arial"/>
-                <w:sz w:val="19"/>
-                <w:szCs w:val="19"/>
-              </w:rPr>
-              <w:t xml:space="preserve">Đầu phiếu (NCC kèm mã số thuế, điện thoại, địa chỉ; Ngày đặt hàng; Người lập; Diễn giải), hai tab Hàng hoá và Phiếu (phiếu nhập kho liên quan), tổng kết, thanh nút theo trạng thái: Sửa, Gửi NCC, Nhận hàng, Hoàn tất, Huỷ đơn, In.</w:t>
+            <w:tcW w:type="dxa" w:w="1430"/>
+            <w:tcBorders>
+              <w:top w:val="single" w:color="A6A6A6" w:sz="4"/>
+              <w:left w:val="single" w:color="A6A6A6" w:sz="4"/>
+              <w:bottom w:val="single" w:color="A6A6A6" w:sz="4"/>
+              <w:right w:val="single" w:color="A6A6A6" w:sz="4"/>
+            </w:tcBorders>
+            <w:tcMar>
+              <w:top w:type="dxa" w:w="60"/>
+              <w:left w:type="dxa" w:w="100"/>
+              <w:bottom w:type="dxa" w:w="60"/>
+              <w:right w:type="dxa" w:w="100"/>
+            </w:tcMar>
+            <w:vAlign w:val="top"/>
+          </w:tcPr>
+          <w:p>
+            <w:pPr>
+              <w:spacing w:after="20" w:line="270"/>
+            </w:pPr>
+            <w:r>
+              <w:rPr>
+                <w:rFonts w:ascii="Arial" w:cs="Arial" w:eastAsia="Arial" w:hAnsi="Arial"/>
+                <w:sz w:val="19"/>
+                <w:szCs w:val="19"/>
+              </w:rPr>
+              <w:t xml:space="preserve">Danh sách (bổ sung)</w:t>
+            </w:r>
+          </w:p>
+        </w:tc>
+        <w:tc>
+          <w:tcPr>
+            <w:tcW w:type="dxa" w:w="8208"/>
+            <w:tcBorders>
+              <w:top w:val="single" w:color="A6A6A6" w:sz="4"/>
+              <w:left w:val="single" w:color="A6A6A6" w:sz="4"/>
+              <w:bottom w:val="single" w:color="A6A6A6" w:sz="4"/>
+              <w:right w:val="single" w:color="A6A6A6" w:sz="4"/>
+            </w:tcBorders>
+            <w:tcMar>
+              <w:top w:type="dxa" w:w="60"/>
+              <w:left w:type="dxa" w:w="100"/>
+              <w:bottom w:type="dxa" w:w="60"/>
+              <w:right w:type="dxa" w:w="100"/>
+            </w:tcMar>
+            <w:vAlign w:val="top"/>
+          </w:tcPr>
+          <w:p>
+            <w:pPr>
+              <w:spacing w:after="20" w:line="270"/>
+            </w:pPr>
+            <w:r>
+              <w:rPr>
+                <w:rFonts w:ascii="Arial" w:cs="Arial" w:eastAsia="Arial" w:hAnsi="Arial"/>
+                <w:sz w:val="19"/>
+                <w:szCs w:val="19"/>
+              </w:rPr>
+              <w:t xml:space="preserve">Phân trang trên máy chủ: lúc đăng nhập nạp 90 ngày gần nhất (đơn còn mở nạp bất kể ngày); số đơn theo trạng thái tính trên máy chủ; xuất Excel lấy mọi đơn khớp lọc.</w:t>
             </w:r>
           </w:p>
         </w:tc>
@@ -2051,7 +2403,74 @@
         </w:trPr>
         <w:tc>
           <w:tcPr>
-            <w:tcW w:type="dxa" w:w="2409"/>
+            <w:tcW w:type="dxa" w:w="1430"/>
+            <w:tcBorders>
+              <w:top w:val="single" w:color="A6A6A6" w:sz="4"/>
+              <w:left w:val="single" w:color="A6A6A6" w:sz="4"/>
+              <w:bottom w:val="single" w:color="A6A6A6" w:sz="4"/>
+              <w:right w:val="single" w:color="A6A6A6" w:sz="4"/>
+            </w:tcBorders>
+            <w:tcMar>
+              <w:top w:type="dxa" w:w="60"/>
+              <w:left w:type="dxa" w:w="100"/>
+              <w:bottom w:type="dxa" w:w="60"/>
+              <w:right w:type="dxa" w:w="100"/>
+            </w:tcMar>
+            <w:vAlign w:val="top"/>
+          </w:tcPr>
+          <w:p>
+            <w:pPr>
+              <w:spacing w:after="20" w:line="270"/>
+            </w:pPr>
+            <w:r>
+              <w:rPr>
+                <w:rFonts w:ascii="Arial" w:cs="Arial" w:eastAsia="Arial" w:hAnsi="Arial"/>
+                <w:sz w:val="19"/>
+                <w:szCs w:val="19"/>
+              </w:rPr>
+              <w:t xml:space="preserve">Phiếu đơn nhập (màn hình chứng từ)</w:t>
+            </w:r>
+          </w:p>
+        </w:tc>
+        <w:tc>
+          <w:tcPr>
+            <w:tcW w:type="dxa" w:w="8208"/>
+            <w:tcBorders>
+              <w:top w:val="single" w:color="A6A6A6" w:sz="4"/>
+              <w:left w:val="single" w:color="A6A6A6" w:sz="4"/>
+              <w:bottom w:val="single" w:color="A6A6A6" w:sz="4"/>
+              <w:right w:val="single" w:color="A6A6A6" w:sz="4"/>
+            </w:tcBorders>
+            <w:tcMar>
+              <w:top w:type="dxa" w:w="60"/>
+              <w:left w:type="dxa" w:w="100"/>
+              <w:bottom w:type="dxa" w:w="60"/>
+              <w:right w:type="dxa" w:w="100"/>
+            </w:tcMar>
+            <w:vAlign w:val="top"/>
+          </w:tcPr>
+          <w:p>
+            <w:pPr>
+              <w:spacing w:after="20" w:line="270"/>
+            </w:pPr>
+            <w:r>
+              <w:rPr>
+                <w:rFonts w:ascii="Arial" w:cs="Arial" w:eastAsia="Arial" w:hAnsi="Arial"/>
+                <w:sz w:val="19"/>
+                <w:szCs w:val="19"/>
+              </w:rPr>
+              <w:t xml:space="preserve">Đầu phiếu (NCC kèm mã số thuế, điện thoại, địa chỉ; Ngày đặt hàng; Người lập; Diễn giải), các tab Hàng hoá · Phiếu nhập kho · Hàng trả (khi có) · Nhật ký, tổng kết, thanh nút theo trạng thái: Sửa, Gửi NCC, Nhận hàng, Trả lại hàng mua, Hoàn tất, Huỷ đơn, In (A4 / A5).</w:t>
+            </w:r>
+          </w:p>
+        </w:tc>
+      </w:tr>
+      <w:tr>
+        <w:trPr>
+          <w:cantSplit/>
+        </w:trPr>
+        <w:tc>
+          <w:tcPr>
+            <w:tcW w:type="dxa" w:w="1430"/>
             <w:tcBorders>
               <w:top w:val="single" w:color="A6A6A6" w:sz="4"/>
               <w:left w:val="single" w:color="A6A6A6" w:sz="4"/>
@@ -2082,37 +2501,109 @@
         </w:tc>
         <w:tc>
           <w:tcPr>
-            <w:tcW w:type="dxa" w:w="7229"/>
-            <w:tcBorders>
-              <w:top w:val="single" w:color="A6A6A6" w:sz="4"/>
-              <w:left w:val="single" w:color="A6A6A6" w:sz="4"/>
-              <w:bottom w:val="single" w:color="A6A6A6" w:sz="4"/>
-              <w:right w:val="single" w:color="A6A6A6" w:sz="4"/>
-            </w:tcBorders>
-            <w:tcMar>
-              <w:top w:type="dxa" w:w="60"/>
-              <w:left w:type="dxa" w:w="100"/>
-              <w:bottom w:type="dxa" w:w="60"/>
-              <w:right w:type="dxa" w:w="100"/>
-            </w:tcMar>
-            <w:vAlign w:val="top"/>
-          </w:tcPr>
-          <w:p>
-            <w:pPr>
-              <w:spacing w:after="20" w:line="270"/>
-            </w:pPr>
-            <w:r>
-              <w:rPr>
-                <w:rFonts w:ascii="Arial" w:cs="Arial" w:eastAsia="Arial" w:hAnsi="Arial"/>
-                <w:sz w:val="19"/>
-                <w:szCs w:val="19"/>
-              </w:rPr>
-              <w:t xml:space="preserve">Mỗi dòng: Đặt · Đã nhận · Còn lại · Nhận lần này · Kho nhập; nút "Nhận đủ tất cả"; ghi chú đợt nhận (ví dụ "Đợt 1, xe biển …"); "Xác nhận nhận hàng".</w:t>
+            <w:tcW w:type="dxa" w:w="8208"/>
+            <w:tcBorders>
+              <w:top w:val="single" w:color="A6A6A6" w:sz="4"/>
+              <w:left w:val="single" w:color="A6A6A6" w:sz="4"/>
+              <w:bottom w:val="single" w:color="A6A6A6" w:sz="4"/>
+              <w:right w:val="single" w:color="A6A6A6" w:sz="4"/>
+            </w:tcBorders>
+            <w:tcMar>
+              <w:top w:type="dxa" w:w="60"/>
+              <w:left w:type="dxa" w:w="100"/>
+              <w:bottom w:type="dxa" w:w="60"/>
+              <w:right w:type="dxa" w:w="100"/>
+            </w:tcMar>
+            <w:vAlign w:val="top"/>
+          </w:tcPr>
+          <w:p>
+            <w:pPr>
+              <w:spacing w:after="20" w:line="270"/>
+            </w:pPr>
+            <w:r>
+              <w:rPr>
+                <w:rFonts w:ascii="Arial" w:cs="Arial" w:eastAsia="Arial" w:hAnsi="Arial"/>
+                <w:sz w:val="19"/>
+                <w:szCs w:val="19"/>
+              </w:rPr>
+              <w:t xml:space="preserve">Ngày nhận; mỗi dòng: Đặt · Đã nhận · Còn lại · Nhận lần này · Kho nhập; nút "Nhận đủ tất cả", "Xoá số nhận"; ghi chú đợt nhận (ví dụ "Đợt 1, xe biển …"); "Xác nhận nhận hàng".</w:t>
+            </w:r>
+          </w:p>
+        </w:tc>
+      </w:tr>
+      <w:tr>
+        <w:trPr>
+          <w:cantSplit/>
+        </w:trPr>
+        <w:tc>
+          <w:tcPr>
+            <w:tcW w:type="dxa" w:w="1430"/>
+            <w:tcBorders>
+              <w:top w:val="single" w:color="A6A6A6" w:sz="4"/>
+              <w:left w:val="single" w:color="A6A6A6" w:sz="4"/>
+              <w:bottom w:val="single" w:color="A6A6A6" w:sz="4"/>
+              <w:right w:val="single" w:color="A6A6A6" w:sz="4"/>
+            </w:tcBorders>
+            <w:tcMar>
+              <w:top w:type="dxa" w:w="60"/>
+              <w:left w:type="dxa" w:w="100"/>
+              <w:bottom w:type="dxa" w:w="60"/>
+              <w:right w:type="dxa" w:w="100"/>
+            </w:tcMar>
+            <w:vAlign w:val="top"/>
+          </w:tcPr>
+          <w:p>
+            <w:pPr>
+              <w:spacing w:after="20" w:line="270"/>
+            </w:pPr>
+            <w:r>
+              <w:rPr>
+                <w:rFonts w:ascii="Arial" w:cs="Arial" w:eastAsia="Arial" w:hAnsi="Arial"/>
+                <w:sz w:val="19"/>
+                <w:szCs w:val="19"/>
+              </w:rPr>
+              <w:t xml:space="preserve">Hộp thoại Trả lại hàng mua</w:t>
+            </w:r>
+          </w:p>
+        </w:tc>
+        <w:tc>
+          <w:tcPr>
+            <w:tcW w:type="dxa" w:w="8208"/>
+            <w:tcBorders>
+              <w:top w:val="single" w:color="A6A6A6" w:sz="4"/>
+              <w:left w:val="single" w:color="A6A6A6" w:sz="4"/>
+              <w:bottom w:val="single" w:color="A6A6A6" w:sz="4"/>
+              <w:right w:val="single" w:color="A6A6A6" w:sz="4"/>
+            </w:tcBorders>
+            <w:tcMar>
+              <w:top w:type="dxa" w:w="60"/>
+              <w:left w:type="dxa" w:w="100"/>
+              <w:bottom w:type="dxa" w:w="60"/>
+              <w:right w:type="dxa" w:w="100"/>
+            </w:tcMar>
+            <w:vAlign w:val="top"/>
+          </w:tcPr>
+          <w:p>
+            <w:pPr>
+              <w:spacing w:after="20" w:line="270"/>
+            </w:pPr>
+            <w:r>
+              <w:rPr>
+                <w:rFonts w:ascii="Arial" w:cs="Arial" w:eastAsia="Arial" w:hAnsi="Arial"/>
+                <w:sz w:val="19"/>
+                <w:szCs w:val="19"/>
+              </w:rPr>
+              <w:t xml:space="preserve">Ngày trả, lý do trả (bắt buộc), kho; mỗi dòng: Đã nhận · Đã trả · Còn trả được · Trả lần này; giá trị trả và mức giảm công nợ; nút "Trả tất cả còn lại".</w:t>
             </w:r>
           </w:p>
         </w:tc>
       </w:tr>
     </w:tbl>
+    <w:p>
+      <w:pPr>
+        <w:spacing w:after="60"/>
+      </w:pPr>
+    </w:p>
     <w:p>
       <w:pPr>
         <w:pStyle w:val="Heading1"/>
@@ -2144,9 +2635,9 @@
         </w:tblBorders>
       </w:tblPr>
       <w:tblGrid>
-        <w:gridCol w:w="2007"/>
-        <w:gridCol w:w="4015"/>
-        <w:gridCol w:w="3616"/>
+        <w:gridCol w:w="1671"/>
+        <w:gridCol w:w="3984"/>
+        <w:gridCol w:w="3983"/>
       </w:tblGrid>
       <w:tr>
         <w:trPr>
@@ -2155,7 +2646,7 @@
         </w:trPr>
         <w:tc>
           <w:tcPr>
-            <w:tcW w:type="dxa" w:w="2007"/>
+            <w:tcW w:type="dxa" w:w="1671"/>
             <w:tcBorders>
               <w:top w:val="single" w:color="A6A6A6" w:sz="4"/>
               <w:left w:val="single" w:color="A6A6A6" w:sz="4"/>
@@ -2189,7 +2680,7 @@
         </w:tc>
         <w:tc>
           <w:tcPr>
-            <w:tcW w:type="dxa" w:w="4015"/>
+            <w:tcW w:type="dxa" w:w="3984"/>
             <w:tcBorders>
               <w:top w:val="single" w:color="A6A6A6" w:sz="4"/>
               <w:left w:val="single" w:color="A6A6A6" w:sz="4"/>
@@ -2223,7 +2714,7 @@
         </w:tc>
         <w:tc>
           <w:tcPr>
-            <w:tcW w:type="dxa" w:w="3616"/>
+            <w:tcW w:type="dxa" w:w="3983"/>
             <w:tcBorders>
               <w:top w:val="single" w:color="A6A6A6" w:sz="4"/>
               <w:left w:val="single" w:color="A6A6A6" w:sz="4"/>
@@ -2262,7 +2753,7 @@
         </w:trPr>
         <w:tc>
           <w:tcPr>
-            <w:tcW w:type="dxa" w:w="2007"/>
+            <w:tcW w:type="dxa" w:w="1671"/>
             <w:tcBorders>
               <w:top w:val="single" w:color="A6A6A6" w:sz="4"/>
               <w:left w:val="single" w:color="A6A6A6" w:sz="4"/>
@@ -2293,7 +2784,7 @@
         </w:tc>
         <w:tc>
           <w:tcPr>
-            <w:tcW w:type="dxa" w:w="4015"/>
+            <w:tcW w:type="dxa" w:w="3984"/>
             <w:tcBorders>
               <w:top w:val="single" w:color="A6A6A6" w:sz="4"/>
               <w:left w:val="single" w:color="A6A6A6" w:sz="4"/>
@@ -2324,7 +2815,7 @@
         </w:tc>
         <w:tc>
           <w:tcPr>
-            <w:tcW w:type="dxa" w:w="3616"/>
+            <w:tcW w:type="dxa" w:w="3983"/>
             <w:tcBorders>
               <w:top w:val="single" w:color="A6A6A6" w:sz="4"/>
               <w:left w:val="single" w:color="A6A6A6" w:sz="4"/>
@@ -2360,7 +2851,7 @@
         </w:trPr>
         <w:tc>
           <w:tcPr>
-            <w:tcW w:type="dxa" w:w="2007"/>
+            <w:tcW w:type="dxa" w:w="1671"/>
             <w:tcBorders>
               <w:top w:val="single" w:color="A6A6A6" w:sz="4"/>
               <w:left w:val="single" w:color="A6A6A6" w:sz="4"/>
@@ -2391,7 +2882,7 @@
         </w:tc>
         <w:tc>
           <w:tcPr>
-            <w:tcW w:type="dxa" w:w="4015"/>
+            <w:tcW w:type="dxa" w:w="3984"/>
             <w:tcBorders>
               <w:top w:val="single" w:color="A6A6A6" w:sz="4"/>
               <w:left w:val="single" w:color="A6A6A6" w:sz="4"/>
@@ -2422,7 +2913,7 @@
         </w:tc>
         <w:tc>
           <w:tcPr>
-            <w:tcW w:type="dxa" w:w="3616"/>
+            <w:tcW w:type="dxa" w:w="3983"/>
             <w:tcBorders>
               <w:top w:val="single" w:color="A6A6A6" w:sz="4"/>
               <w:left w:val="single" w:color="A6A6A6" w:sz="4"/>
@@ -2458,7 +2949,7 @@
         </w:trPr>
         <w:tc>
           <w:tcPr>
-            <w:tcW w:type="dxa" w:w="2007"/>
+            <w:tcW w:type="dxa" w:w="1671"/>
             <w:tcBorders>
               <w:top w:val="single" w:color="A6A6A6" w:sz="4"/>
               <w:left w:val="single" w:color="A6A6A6" w:sz="4"/>
@@ -2489,7 +2980,7 @@
         </w:tc>
         <w:tc>
           <w:tcPr>
-            <w:tcW w:type="dxa" w:w="4015"/>
+            <w:tcW w:type="dxa" w:w="3984"/>
             <w:tcBorders>
               <w:top w:val="single" w:color="A6A6A6" w:sz="4"/>
               <w:left w:val="single" w:color="A6A6A6" w:sz="4"/>
@@ -2520,7 +3011,7 @@
         </w:tc>
         <w:tc>
           <w:tcPr>
-            <w:tcW w:type="dxa" w:w="3616"/>
+            <w:tcW w:type="dxa" w:w="3983"/>
             <w:tcBorders>
               <w:top w:val="single" w:color="A6A6A6" w:sz="4"/>
               <w:left w:val="single" w:color="A6A6A6" w:sz="4"/>
@@ -2556,7 +3047,7 @@
         </w:trPr>
         <w:tc>
           <w:tcPr>
-            <w:tcW w:type="dxa" w:w="2007"/>
+            <w:tcW w:type="dxa" w:w="1671"/>
             <w:tcBorders>
               <w:top w:val="single" w:color="A6A6A6" w:sz="4"/>
               <w:left w:val="single" w:color="A6A6A6" w:sz="4"/>
@@ -2587,7 +3078,7 @@
         </w:tc>
         <w:tc>
           <w:tcPr>
-            <w:tcW w:type="dxa" w:w="4015"/>
+            <w:tcW w:type="dxa" w:w="3984"/>
             <w:tcBorders>
               <w:top w:val="single" w:color="A6A6A6" w:sz="4"/>
               <w:left w:val="single" w:color="A6A6A6" w:sz="4"/>
@@ -2618,7 +3109,7 @@
         </w:tc>
         <w:tc>
           <w:tcPr>
-            <w:tcW w:type="dxa" w:w="3616"/>
+            <w:tcW w:type="dxa" w:w="3983"/>
             <w:tcBorders>
               <w:top w:val="single" w:color="A6A6A6" w:sz="4"/>
               <w:left w:val="single" w:color="A6A6A6" w:sz="4"/>
@@ -2654,7 +3145,7 @@
         </w:trPr>
         <w:tc>
           <w:tcPr>
-            <w:tcW w:type="dxa" w:w="2007"/>
+            <w:tcW w:type="dxa" w:w="1671"/>
             <w:tcBorders>
               <w:top w:val="single" w:color="A6A6A6" w:sz="4"/>
               <w:left w:val="single" w:color="A6A6A6" w:sz="4"/>
@@ -2685,7 +3176,7 @@
         </w:tc>
         <w:tc>
           <w:tcPr>
-            <w:tcW w:type="dxa" w:w="4015"/>
+            <w:tcW w:type="dxa" w:w="3984"/>
             <w:tcBorders>
               <w:top w:val="single" w:color="A6A6A6" w:sz="4"/>
               <w:left w:val="single" w:color="A6A6A6" w:sz="4"/>
@@ -2716,7 +3207,7 @@
         </w:tc>
         <w:tc>
           <w:tcPr>
-            <w:tcW w:type="dxa" w:w="3616"/>
+            <w:tcW w:type="dxa" w:w="3983"/>
             <w:tcBorders>
               <w:top w:val="single" w:color="A6A6A6" w:sz="4"/>
               <w:left w:val="single" w:color="A6A6A6" w:sz="4"/>
@@ -2752,7 +3243,7 @@
         </w:trPr>
         <w:tc>
           <w:tcPr>
-            <w:tcW w:type="dxa" w:w="2007"/>
+            <w:tcW w:type="dxa" w:w="1671"/>
             <w:tcBorders>
               <w:top w:val="single" w:color="A6A6A6" w:sz="4"/>
               <w:left w:val="single" w:color="A6A6A6" w:sz="4"/>
@@ -2783,7 +3274,7 @@
         </w:tc>
         <w:tc>
           <w:tcPr>
-            <w:tcW w:type="dxa" w:w="4015"/>
+            <w:tcW w:type="dxa" w:w="3984"/>
             <w:tcBorders>
               <w:top w:val="single" w:color="A6A6A6" w:sz="4"/>
               <w:left w:val="single" w:color="A6A6A6" w:sz="4"/>
@@ -2814,7 +3305,7 @@
         </w:tc>
         <w:tc>
           <w:tcPr>
-            <w:tcW w:type="dxa" w:w="3616"/>
+            <w:tcW w:type="dxa" w:w="3983"/>
             <w:tcBorders>
               <w:top w:val="single" w:color="A6A6A6" w:sz="4"/>
               <w:left w:val="single" w:color="A6A6A6" w:sz="4"/>
@@ -2845,6 +3336,11 @@
         </w:tc>
       </w:tr>
     </w:tbl>
+    <w:p>
+      <w:pPr>
+        <w:spacing w:after="60"/>
+      </w:pPr>
+    </w:p>
     <w:p>
       <w:pPr>
         <w:pStyle w:val="Heading1"/>
@@ -2868,18 +3364,10 @@
         <w:pStyle w:val="ListParagraph"/>
         <w:numPr>
           <w:ilvl w:val="0"/>
-          <w:numId w:val="3"/>
+          <w:numId w:val="2"/>
         </w:numPr>
         <w:spacing w:after="70" w:line="290"/>
       </w:pPr>
-      <w:r>
-        <w:rPr>
-          <w:rFonts w:ascii="Arial" w:cs="Arial" w:eastAsia="Arial" w:hAnsi="Arial"/>
-          <w:sz w:val="21"/>
-          <w:szCs w:val="21"/>
-        </w:rPr>
-        <w:t xml:space="preserve"/>
-      </w:r>
       <w:r>
         <w:rPr>
           <w:rFonts w:ascii="Arial" w:cs="Arial" w:eastAsia="Arial" w:hAnsi="Arial"/>
@@ -2904,7 +3392,7 @@
         <w:pStyle w:val="ListParagraph"/>
         <w:numPr>
           <w:ilvl w:val="0"/>
-          <w:numId w:val="3"/>
+          <w:numId w:val="2"/>
         </w:numPr>
         <w:spacing w:after="70" w:line="290"/>
       </w:pPr>
@@ -2940,7 +3428,7 @@
         <w:pStyle w:val="ListParagraph"/>
         <w:numPr>
           <w:ilvl w:val="0"/>
-          <w:numId w:val="3"/>
+          <w:numId w:val="2"/>
         </w:numPr>
         <w:spacing w:after="70" w:line="290"/>
       </w:pPr>
@@ -2994,7 +3482,7 @@
         <w:pStyle w:val="ListParagraph"/>
         <w:numPr>
           <w:ilvl w:val="0"/>
-          <w:numId w:val="3"/>
+          <w:numId w:val="2"/>
         </w:numPr>
         <w:spacing w:after="70" w:line="290"/>
       </w:pPr>
@@ -3048,18 +3536,10 @@
         <w:pStyle w:val="ListParagraph"/>
         <w:numPr>
           <w:ilvl w:val="0"/>
-          <w:numId w:val="3"/>
+          <w:numId w:val="2"/>
         </w:numPr>
         <w:spacing w:after="70" w:line="290"/>
       </w:pPr>
-      <w:r>
-        <w:rPr>
-          <w:rFonts w:ascii="Arial" w:cs="Arial" w:eastAsia="Arial" w:hAnsi="Arial"/>
-          <w:sz w:val="21"/>
-          <w:szCs w:val="21"/>
-        </w:rPr>
-        <w:t xml:space="preserve"/>
-      </w:r>
       <w:r>
         <w:rPr>
           <w:rFonts w:ascii="Arial" w:cs="Arial" w:eastAsia="Arial" w:hAnsi="Arial"/>
@@ -3102,7 +3582,7 @@
         <w:pStyle w:val="ListParagraph"/>
         <w:numPr>
           <w:ilvl w:val="0"/>
-          <w:numId w:val="3"/>
+          <w:numId w:val="2"/>
         </w:numPr>
         <w:spacing w:after="70" w:line="290"/>
       </w:pPr>
@@ -3138,7 +3618,7 @@
         <w:pStyle w:val="ListParagraph"/>
         <w:numPr>
           <w:ilvl w:val="0"/>
-          <w:numId w:val="3"/>
+          <w:numId w:val="2"/>
         </w:numPr>
         <w:spacing w:after="70" w:line="290"/>
       </w:pPr>
@@ -3156,18 +3636,10 @@
         <w:pStyle w:val="ListParagraph"/>
         <w:numPr>
           <w:ilvl w:val="0"/>
-          <w:numId w:val="3"/>
+          <w:numId w:val="2"/>
         </w:numPr>
         <w:spacing w:after="70" w:line="290"/>
       </w:pPr>
-      <w:r>
-        <w:rPr>
-          <w:rFonts w:ascii="Arial" w:cs="Arial" w:eastAsia="Arial" w:hAnsi="Arial"/>
-          <w:sz w:val="21"/>
-          <w:szCs w:val="21"/>
-        </w:rPr>
-        <w:t xml:space="preserve"/>
-      </w:r>
       <w:r>
         <w:rPr>
           <w:rFonts w:ascii="Arial" w:cs="Arial" w:eastAsia="Arial" w:hAnsi="Arial"/>
@@ -3176,7 +3648,7 @@
           <w:sz w:val="21"/>
           <w:szCs w:val="21"/>
         </w:rPr>
-        <w:t xml:space="preserve">Hạn thanh toán</w:t>
+        <w:t xml:space="preserve">Công nợ theo từng lần nhận:</w:t>
       </w:r>
       <w:r>
         <w:rPr>
@@ -3184,7 +3656,7 @@
           <w:sz w:val="21"/>
           <w:szCs w:val="21"/>
         </w:rPr>
-        <w:t xml:space="preserve"> = ngày nhập kho + số ngày được nợ của NCC; công nợ phải trả tính theo hàng ĐÃ NHẬN.</w:t>
+        <w:t xml:space="preserve"> mỗi lần nhận hàng là một khoản (DN0000009, DN0000009·2…), hạn = ngày nhận của lần đó + số ngày được nợ của NCC; công nợ phải trả tính theo hàng ĐÃ NHẬN.</w:t>
       </w:r>
     </w:p>
     <w:p>
@@ -3192,17 +3664,27 @@
         <w:pStyle w:val="ListParagraph"/>
         <w:numPr>
           <w:ilvl w:val="0"/>
-          <w:numId w:val="3"/>
+          <w:numId w:val="2"/>
         </w:numPr>
         <w:spacing w:after="70" w:line="290"/>
       </w:pPr>
       <w:r>
         <w:rPr>
           <w:rFonts w:ascii="Arial" w:cs="Arial" w:eastAsia="Arial" w:hAnsi="Arial"/>
+          <w:b/>
+          <w:bCs/>
           <w:sz w:val="21"/>
           <w:szCs w:val="21"/>
         </w:rPr>
-        <w:t xml:space="preserve">Trạng thái sau mỗi lần nhận tự suy ra từ số đã nhận so với số đặt (Nhận một phần / Đã nhận đủ).</w:t>
+        <w:t xml:space="preserve">Nhận hàng:</w:t>
+      </w:r>
+      <w:r>
+        <w:rPr>
+          <w:rFonts w:ascii="Arial" w:cs="Arial" w:eastAsia="Arial" w:hAnsi="Arial"/>
+          <w:sz w:val="21"/>
+          <w:szCs w:val="21"/>
+        </w:rPr>
+        <w:t xml:space="preserve"> chỉ nhận tối đa số còn phải nhận của dòng (vượt thì báo lỗi, không tự cắt); ngày nhận không sau hôm nay, không trước ngày đặt đơn, không thuộc kỳ khoá sổ; ngày nhận của đơn là lần nhận muộn nhất.</w:t>
       </w:r>
     </w:p>
     <w:p>
@@ -3210,7 +3692,89 @@
         <w:pStyle w:val="ListParagraph"/>
         <w:numPr>
           <w:ilvl w:val="0"/>
-          <w:numId w:val="3"/>
+          <w:numId w:val="2"/>
+        </w:numPr>
+        <w:spacing w:after="70" w:line="290"/>
+      </w:pPr>
+      <w:r>
+        <w:rPr>
+          <w:rFonts w:ascii="Arial" w:cs="Arial" w:eastAsia="Arial" w:hAnsi="Arial"/>
+          <w:b/>
+          <w:bCs/>
+          <w:sz w:val="21"/>
+          <w:szCs w:val="21"/>
+        </w:rPr>
+        <w:t xml:space="preserve">Trả lại hàng mua:</w:t>
+      </w:r>
+      <w:r>
+        <w:rPr>
+          <w:rFonts w:ascii="Arial" w:cs="Arial" w:eastAsia="Arial" w:hAnsi="Arial"/>
+          <w:sz w:val="21"/>
+          <w:szCs w:val="21"/>
+        </w:rPr>
+        <w:t xml:space="preserve"> tối đa số đã nhận chưa trả; phiếu xuất theo </w:t>
+      </w:r>
+      <w:r>
+        <w:rPr>
+          <w:rFonts w:ascii="Arial" w:cs="Arial" w:eastAsia="Arial" w:hAnsi="Arial"/>
+          <w:b/>
+          <w:bCs/>
+          <w:sz w:val="21"/>
+          <w:szCs w:val="21"/>
+        </w:rPr>
+        <w:t xml:space="preserve">giá mua</w:t>
+      </w:r>
+      <w:r>
+        <w:rPr>
+          <w:rFonts w:ascii="Arial" w:cs="Arial" w:eastAsia="Arial" w:hAnsi="Arial"/>
+          <w:sz w:val="21"/>
+          <w:szCs w:val="21"/>
+        </w:rPr>
+        <w:t xml:space="preserve"> (không theo bình quân) — giá vốn bình quân tính lại như thể hàng đó chưa từng nhập; giá trị trả = số lượng × đơn giá × (1 + thuế) giảm công nợ phải trả vào ngày trả; giá trị trả ẩn với chức vụ không xem giá nhập.</w:t>
+      </w:r>
+    </w:p>
+    <w:p>
+      <w:pPr>
+        <w:pStyle w:val="ListParagraph"/>
+        <w:numPr>
+          <w:ilvl w:val="0"/>
+          <w:numId w:val="2"/>
+        </w:numPr>
+        <w:spacing w:after="70" w:line="290"/>
+      </w:pPr>
+      <w:r>
+        <w:rPr>
+          <w:rFonts w:ascii="Arial" w:cs="Arial" w:eastAsia="Arial" w:hAnsi="Arial"/>
+          <w:sz w:val="21"/>
+          <w:szCs w:val="21"/>
+        </w:rPr>
+        <w:t xml:space="preserve">Sửa đơn gửi kèm thời điểm đã tải; người khác vừa lưu trước thì báo "vừa được người khác lưu" để tải lại.</w:t>
+      </w:r>
+    </w:p>
+    <w:p>
+      <w:pPr>
+        <w:pStyle w:val="ListParagraph"/>
+        <w:numPr>
+          <w:ilvl w:val="0"/>
+          <w:numId w:val="2"/>
+        </w:numPr>
+        <w:spacing w:after="70" w:line="290"/>
+      </w:pPr>
+      <w:r>
+        <w:rPr>
+          <w:rFonts w:ascii="Arial" w:cs="Arial" w:eastAsia="Arial" w:hAnsi="Arial"/>
+          <w:sz w:val="21"/>
+          <w:szCs w:val="21"/>
+        </w:rPr>
+        <w:t xml:space="preserve">Trạng thái sau mỗi lần nhận tự suy ra từ số đã nhận so với số đặt (Nhận một phần / Đã nhận đủ).</w:t>
+      </w:r>
+    </w:p>
+    <w:p>
+      <w:pPr>
+        <w:pStyle w:val="ListParagraph"/>
+        <w:numPr>
+          <w:ilvl w:val="0"/>
+          <w:numId w:val="2"/>
         </w:numPr>
         <w:spacing w:after="70" w:line="290"/>
       </w:pPr>
@@ -3254,9 +3818,9 @@
         </w:tblBorders>
       </w:tblPr>
       <w:tblGrid>
-        <w:gridCol w:w="2409"/>
-        <w:gridCol w:w="2007"/>
-        <w:gridCol w:w="5222"/>
+        <w:gridCol w:w="2157"/>
+        <w:gridCol w:w="1381"/>
+        <w:gridCol w:w="6100"/>
       </w:tblGrid>
       <w:tr>
         <w:trPr>
@@ -3265,7 +3829,7 @@
         </w:trPr>
         <w:tc>
           <w:tcPr>
-            <w:tcW w:type="dxa" w:w="2409"/>
+            <w:tcW w:type="dxa" w:w="2157"/>
             <w:tcBorders>
               <w:top w:val="single" w:color="A6A6A6" w:sz="4"/>
               <w:left w:val="single" w:color="A6A6A6" w:sz="4"/>
@@ -3299,7 +3863,7 @@
         </w:tc>
         <w:tc>
           <w:tcPr>
-            <w:tcW w:type="dxa" w:w="2007"/>
+            <w:tcW w:type="dxa" w:w="1381"/>
             <w:tcBorders>
               <w:top w:val="single" w:color="A6A6A6" w:sz="4"/>
               <w:left w:val="single" w:color="A6A6A6" w:sz="4"/>
@@ -3333,7 +3897,7 @@
         </w:tc>
         <w:tc>
           <w:tcPr>
-            <w:tcW w:type="dxa" w:w="5222"/>
+            <w:tcW w:type="dxa" w:w="6100"/>
             <w:tcBorders>
               <w:top w:val="single" w:color="A6A6A6" w:sz="4"/>
               <w:left w:val="single" w:color="A6A6A6" w:sz="4"/>
@@ -3372,7 +3936,7 @@
         </w:trPr>
         <w:tc>
           <w:tcPr>
-            <w:tcW w:type="dxa" w:w="2409"/>
+            <w:tcW w:type="dxa" w:w="2157"/>
             <w:tcBorders>
               <w:top w:val="single" w:color="A6A6A6" w:sz="4"/>
               <w:left w:val="single" w:color="A6A6A6" w:sz="4"/>
@@ -3403,7 +3967,7 @@
         </w:tc>
         <w:tc>
           <w:tcPr>
-            <w:tcW w:type="dxa" w:w="2007"/>
+            <w:tcW w:type="dxa" w:w="1381"/>
             <w:tcBorders>
               <w:top w:val="single" w:color="A6A6A6" w:sz="4"/>
               <w:left w:val="single" w:color="A6A6A6" w:sz="4"/>
@@ -3434,7 +3998,7 @@
         </w:tc>
         <w:tc>
           <w:tcPr>
-            <w:tcW w:type="dxa" w:w="5222"/>
+            <w:tcW w:type="dxa" w:w="6100"/>
             <w:tcBorders>
               <w:top w:val="single" w:color="A6A6A6" w:sz="4"/>
               <w:left w:val="single" w:color="A6A6A6" w:sz="4"/>
@@ -3470,7 +4034,7 @@
         </w:trPr>
         <w:tc>
           <w:tcPr>
-            <w:tcW w:type="dxa" w:w="2409"/>
+            <w:tcW w:type="dxa" w:w="2157"/>
             <w:tcBorders>
               <w:top w:val="single" w:color="A6A6A6" w:sz="4"/>
               <w:left w:val="single" w:color="A6A6A6" w:sz="4"/>
@@ -3501,7 +4065,7 @@
         </w:tc>
         <w:tc>
           <w:tcPr>
-            <w:tcW w:type="dxa" w:w="2007"/>
+            <w:tcW w:type="dxa" w:w="1381"/>
             <w:tcBorders>
               <w:top w:val="single" w:color="A6A6A6" w:sz="4"/>
               <w:left w:val="single" w:color="A6A6A6" w:sz="4"/>
@@ -3532,7 +4096,7 @@
         </w:tc>
         <w:tc>
           <w:tcPr>
-            <w:tcW w:type="dxa" w:w="5222"/>
+            <w:tcW w:type="dxa" w:w="6100"/>
             <w:tcBorders>
               <w:top w:val="single" w:color="A6A6A6" w:sz="4"/>
               <w:left w:val="single" w:color="A6A6A6" w:sz="4"/>
@@ -3568,7 +4132,7 @@
         </w:trPr>
         <w:tc>
           <w:tcPr>
-            <w:tcW w:type="dxa" w:w="2409"/>
+            <w:tcW w:type="dxa" w:w="2157"/>
             <w:tcBorders>
               <w:top w:val="single" w:color="A6A6A6" w:sz="4"/>
               <w:left w:val="single" w:color="A6A6A6" w:sz="4"/>
@@ -3599,7 +4163,7 @@
         </w:tc>
         <w:tc>
           <w:tcPr>
-            <w:tcW w:type="dxa" w:w="2007"/>
+            <w:tcW w:type="dxa" w:w="1381"/>
             <w:tcBorders>
               <w:top w:val="single" w:color="A6A6A6" w:sz="4"/>
               <w:left w:val="single" w:color="A6A6A6" w:sz="4"/>
@@ -3630,7 +4194,7 @@
         </w:tc>
         <w:tc>
           <w:tcPr>
-            <w:tcW w:type="dxa" w:w="5222"/>
+            <w:tcW w:type="dxa" w:w="6100"/>
             <w:tcBorders>
               <w:top w:val="single" w:color="A6A6A6" w:sz="4"/>
               <w:left w:val="single" w:color="A6A6A6" w:sz="4"/>
@@ -3666,7 +4230,7 @@
         </w:trPr>
         <w:tc>
           <w:tcPr>
-            <w:tcW w:type="dxa" w:w="2409"/>
+            <w:tcW w:type="dxa" w:w="2157"/>
             <w:tcBorders>
               <w:top w:val="single" w:color="A6A6A6" w:sz="4"/>
               <w:left w:val="single" w:color="A6A6A6" w:sz="4"/>
@@ -3697,7 +4261,7 @@
         </w:tc>
         <w:tc>
           <w:tcPr>
-            <w:tcW w:type="dxa" w:w="2007"/>
+            <w:tcW w:type="dxa" w:w="1381"/>
             <w:tcBorders>
               <w:top w:val="single" w:color="A6A6A6" w:sz="4"/>
               <w:left w:val="single" w:color="A6A6A6" w:sz="4"/>
@@ -3728,7 +4292,7 @@
         </w:tc>
         <w:tc>
           <w:tcPr>
-            <w:tcW w:type="dxa" w:w="5222"/>
+            <w:tcW w:type="dxa" w:w="6100"/>
             <w:tcBorders>
               <w:top w:val="single" w:color="A6A6A6" w:sz="4"/>
               <w:left w:val="single" w:color="A6A6A6" w:sz="4"/>
@@ -3764,7 +4328,7 @@
         </w:trPr>
         <w:tc>
           <w:tcPr>
-            <w:tcW w:type="dxa" w:w="2409"/>
+            <w:tcW w:type="dxa" w:w="2157"/>
             <w:tcBorders>
               <w:top w:val="single" w:color="A6A6A6" w:sz="4"/>
               <w:left w:val="single" w:color="A6A6A6" w:sz="4"/>
@@ -3795,7 +4359,7 @@
         </w:tc>
         <w:tc>
           <w:tcPr>
-            <w:tcW w:type="dxa" w:w="2007"/>
+            <w:tcW w:type="dxa" w:w="1381"/>
             <w:tcBorders>
               <w:top w:val="single" w:color="A6A6A6" w:sz="4"/>
               <w:left w:val="single" w:color="A6A6A6" w:sz="4"/>
@@ -3826,7 +4390,7 @@
         </w:tc>
         <w:tc>
           <w:tcPr>
-            <w:tcW w:type="dxa" w:w="5222"/>
+            <w:tcW w:type="dxa" w:w="6100"/>
             <w:tcBorders>
               <w:top w:val="single" w:color="A6A6A6" w:sz="4"/>
               <w:left w:val="single" w:color="A6A6A6" w:sz="4"/>
@@ -3857,6 +4421,11 @@
         </w:tc>
       </w:tr>
     </w:tbl>
+    <w:p>
+      <w:pPr>
+        <w:spacing w:after="60"/>
+      </w:pPr>
+    </w:p>
     <w:p>
       <w:pPr>
         <w:pStyle w:val="Heading1"/>
@@ -3888,8 +4457,8 @@
         </w:tblBorders>
       </w:tblPr>
       <w:tblGrid>
-        <w:gridCol w:w="3011"/>
-        <w:gridCol w:w="6627"/>
+        <w:gridCol w:w="1685"/>
+        <w:gridCol w:w="7953"/>
       </w:tblGrid>
       <w:tr>
         <w:trPr>
@@ -3898,7 +4467,7 @@
         </w:trPr>
         <w:tc>
           <w:tcPr>
-            <w:tcW w:type="dxa" w:w="3011"/>
+            <w:tcW w:type="dxa" w:w="1685"/>
             <w:tcBorders>
               <w:top w:val="single" w:color="A6A6A6" w:sz="4"/>
               <w:left w:val="single" w:color="A6A6A6" w:sz="4"/>
@@ -3932,7 +4501,7 @@
         </w:tc>
         <w:tc>
           <w:tcPr>
-            <w:tcW w:type="dxa" w:w="6627"/>
+            <w:tcW w:type="dxa" w:w="7953"/>
             <w:tcBorders>
               <w:top w:val="single" w:color="A6A6A6" w:sz="4"/>
               <w:left w:val="single" w:color="A6A6A6" w:sz="4"/>
@@ -3971,7 +4540,7 @@
         </w:trPr>
         <w:tc>
           <w:tcPr>
-            <w:tcW w:type="dxa" w:w="3011"/>
+            <w:tcW w:type="dxa" w:w="1685"/>
             <w:tcBorders>
               <w:top w:val="single" w:color="A6A6A6" w:sz="4"/>
               <w:left w:val="single" w:color="A6A6A6" w:sz="4"/>
@@ -4002,7 +4571,7 @@
         </w:tc>
         <w:tc>
           <w:tcPr>
-            <w:tcW w:type="dxa" w:w="6627"/>
+            <w:tcW w:type="dxa" w:w="7953"/>
             <w:tcBorders>
               <w:top w:val="single" w:color="A6A6A6" w:sz="4"/>
               <w:left w:val="single" w:color="A6A6A6" w:sz="4"/>
@@ -4038,7 +4607,7 @@
         </w:trPr>
         <w:tc>
           <w:tcPr>
-            <w:tcW w:type="dxa" w:w="3011"/>
+            <w:tcW w:type="dxa" w:w="1685"/>
             <w:tcBorders>
               <w:top w:val="single" w:color="A6A6A6" w:sz="4"/>
               <w:left w:val="single" w:color="A6A6A6" w:sz="4"/>
@@ -4069,7 +4638,7 @@
         </w:tc>
         <w:tc>
           <w:tcPr>
-            <w:tcW w:type="dxa" w:w="6627"/>
+            <w:tcW w:type="dxa" w:w="7953"/>
             <w:tcBorders>
               <w:top w:val="single" w:color="A6A6A6" w:sz="4"/>
               <w:left w:val="single" w:color="A6A6A6" w:sz="4"/>
@@ -4105,7 +4674,7 @@
         </w:trPr>
         <w:tc>
           <w:tcPr>
-            <w:tcW w:type="dxa" w:w="3011"/>
+            <w:tcW w:type="dxa" w:w="1685"/>
             <w:tcBorders>
               <w:top w:val="single" w:color="A6A6A6" w:sz="4"/>
               <w:left w:val="single" w:color="A6A6A6" w:sz="4"/>
@@ -4136,7 +4705,7 @@
         </w:tc>
         <w:tc>
           <w:tcPr>
-            <w:tcW w:type="dxa" w:w="6627"/>
+            <w:tcW w:type="dxa" w:w="7953"/>
             <w:tcBorders>
               <w:top w:val="single" w:color="A6A6A6" w:sz="4"/>
               <w:left w:val="single" w:color="A6A6A6" w:sz="4"/>
@@ -4162,11 +4731,150 @@
                 <w:szCs w:val="19"/>
               </w:rPr>
               <w:t xml:space="preserve">Không tác động (chỉ khi chưa nhận hàng).</w:t>
+            </w:r>
+          </w:p>
+        </w:tc>
+      </w:tr>
+      <w:tr>
+        <w:trPr>
+          <w:cantSplit/>
+        </w:trPr>
+        <w:tc>
+          <w:tcPr>
+            <w:tcW w:type="dxa" w:w="1685"/>
+            <w:tcBorders>
+              <w:top w:val="single" w:color="A6A6A6" w:sz="4"/>
+              <w:left w:val="single" w:color="A6A6A6" w:sz="4"/>
+              <w:bottom w:val="single" w:color="A6A6A6" w:sz="4"/>
+              <w:right w:val="single" w:color="A6A6A6" w:sz="4"/>
+            </w:tcBorders>
+            <w:tcMar>
+              <w:top w:type="dxa" w:w="60"/>
+              <w:left w:type="dxa" w:w="100"/>
+              <w:bottom w:type="dxa" w:w="60"/>
+              <w:right w:type="dxa" w:w="100"/>
+            </w:tcMar>
+            <w:vAlign w:val="top"/>
+          </w:tcPr>
+          <w:p>
+            <w:pPr>
+              <w:spacing w:after="20" w:line="270"/>
+            </w:pPr>
+            <w:r>
+              <w:rPr>
+                <w:rFonts w:ascii="Arial" w:cs="Arial" w:eastAsia="Arial" w:hAnsi="Arial"/>
+                <w:sz w:val="19"/>
+                <w:szCs w:val="19"/>
+              </w:rPr>
+              <w:t xml:space="preserve">Trả lại hàng mua</w:t>
+            </w:r>
+          </w:p>
+        </w:tc>
+        <w:tc>
+          <w:tcPr>
+            <w:tcW w:type="dxa" w:w="7953"/>
+            <w:tcBorders>
+              <w:top w:val="single" w:color="A6A6A6" w:sz="4"/>
+              <w:left w:val="single" w:color="A6A6A6" w:sz="4"/>
+              <w:bottom w:val="single" w:color="A6A6A6" w:sz="4"/>
+              <w:right w:val="single" w:color="A6A6A6" w:sz="4"/>
+            </w:tcBorders>
+            <w:tcMar>
+              <w:top w:type="dxa" w:w="60"/>
+              <w:left w:type="dxa" w:w="100"/>
+              <w:bottom w:type="dxa" w:w="60"/>
+              <w:right w:type="dxa" w:w="100"/>
+            </w:tcMar>
+            <w:vAlign w:val="top"/>
+          </w:tcPr>
+          <w:p>
+            <w:pPr>
+              <w:spacing w:after="20" w:line="270"/>
+            </w:pPr>
+            <w:r>
+              <w:rPr>
+                <w:rFonts w:ascii="Arial" w:cs="Arial" w:eastAsia="Arial" w:hAnsi="Arial"/>
+                <w:sz w:val="19"/>
+                <w:szCs w:val="19"/>
+              </w:rPr>
+              <w:t xml:space="preserve">Tồn kho − (theo giá mua); công nợ phải trả − giá trị trả (gồm thuế).</w:t>
+            </w:r>
+          </w:p>
+        </w:tc>
+      </w:tr>
+      <w:tr>
+        <w:trPr>
+          <w:cantSplit/>
+        </w:trPr>
+        <w:tc>
+          <w:tcPr>
+            <w:tcW w:type="dxa" w:w="1685"/>
+            <w:tcBorders>
+              <w:top w:val="single" w:color="A6A6A6" w:sz="4"/>
+              <w:left w:val="single" w:color="A6A6A6" w:sz="4"/>
+              <w:bottom w:val="single" w:color="A6A6A6" w:sz="4"/>
+              <w:right w:val="single" w:color="A6A6A6" w:sz="4"/>
+            </w:tcBorders>
+            <w:tcMar>
+              <w:top w:type="dxa" w:w="60"/>
+              <w:left w:type="dxa" w:w="100"/>
+              <w:bottom w:type="dxa" w:w="60"/>
+              <w:right w:type="dxa" w:w="100"/>
+            </w:tcMar>
+            <w:vAlign w:val="top"/>
+          </w:tcPr>
+          <w:p>
+            <w:pPr>
+              <w:spacing w:after="20" w:line="270"/>
+            </w:pPr>
+            <w:r>
+              <w:rPr>
+                <w:rFonts w:ascii="Arial" w:cs="Arial" w:eastAsia="Arial" w:hAnsi="Arial"/>
+                <w:sz w:val="19"/>
+                <w:szCs w:val="19"/>
+              </w:rPr>
+              <w:t xml:space="preserve">Huỷ phiếu trả lại</w:t>
+            </w:r>
+          </w:p>
+        </w:tc>
+        <w:tc>
+          <w:tcPr>
+            <w:tcW w:type="dxa" w:w="7953"/>
+            <w:tcBorders>
+              <w:top w:val="single" w:color="A6A6A6" w:sz="4"/>
+              <w:left w:val="single" w:color="A6A6A6" w:sz="4"/>
+              <w:bottom w:val="single" w:color="A6A6A6" w:sz="4"/>
+              <w:right w:val="single" w:color="A6A6A6" w:sz="4"/>
+            </w:tcBorders>
+            <w:tcMar>
+              <w:top w:type="dxa" w:w="60"/>
+              <w:left w:type="dxa" w:w="100"/>
+              <w:bottom w:type="dxa" w:w="60"/>
+              <w:right w:type="dxa" w:w="100"/>
+            </w:tcMar>
+            <w:vAlign w:val="top"/>
+          </w:tcPr>
+          <w:p>
+            <w:pPr>
+              <w:spacing w:after="20" w:line="270"/>
+            </w:pPr>
+            <w:r>
+              <w:rPr>
+                <w:rFonts w:ascii="Arial" w:cs="Arial" w:eastAsia="Arial" w:hAnsi="Arial"/>
+                <w:sz w:val="19"/>
+                <w:szCs w:val="19"/>
+              </w:rPr>
+              <w:t xml:space="preserve">Đảo lại tồn kho và công nợ.</w:t>
             </w:r>
           </w:p>
         </w:tc>
       </w:tr>
     </w:tbl>
+    <w:p>
+      <w:pPr>
+        <w:spacing w:after="60"/>
+      </w:pPr>
+    </w:p>
     <w:p>
       <w:pPr>
         <w:pStyle w:val="Heading1"/>
@@ -4198,8 +4906,8 @@
         </w:tblBorders>
       </w:tblPr>
       <w:tblGrid>
-        <w:gridCol w:w="2610"/>
-        <w:gridCol w:w="7028"/>
+        <w:gridCol w:w="4084"/>
+        <w:gridCol w:w="5554"/>
       </w:tblGrid>
       <w:tr>
         <w:trPr>
@@ -4208,7 +4916,7 @@
         </w:trPr>
         <w:tc>
           <w:tcPr>
-            <w:tcW w:type="dxa" w:w="2610"/>
+            <w:tcW w:type="dxa" w:w="4084"/>
             <w:tcBorders>
               <w:top w:val="single" w:color="A6A6A6" w:sz="4"/>
               <w:left w:val="single" w:color="A6A6A6" w:sz="4"/>
@@ -4242,7 +4950,7 @@
         </w:tc>
         <w:tc>
           <w:tcPr>
-            <w:tcW w:type="dxa" w:w="7028"/>
+            <w:tcW w:type="dxa" w:w="5554"/>
             <w:tcBorders>
               <w:top w:val="single" w:color="A6A6A6" w:sz="4"/>
               <w:left w:val="single" w:color="A6A6A6" w:sz="4"/>
@@ -4281,7 +4989,7 @@
         </w:trPr>
         <w:tc>
           <w:tcPr>
-            <w:tcW w:type="dxa" w:w="2610"/>
+            <w:tcW w:type="dxa" w:w="4084"/>
             <w:tcBorders>
               <w:top w:val="single" w:color="A6A6A6" w:sz="4"/>
               <w:left w:val="single" w:color="A6A6A6" w:sz="4"/>
@@ -4312,7 +5020,7 @@
         </w:tc>
         <w:tc>
           <w:tcPr>
-            <w:tcW w:type="dxa" w:w="7028"/>
+            <w:tcW w:type="dxa" w:w="5554"/>
             <w:tcBorders>
               <w:top w:val="single" w:color="A6A6A6" w:sz="4"/>
               <w:left w:val="single" w:color="A6A6A6" w:sz="4"/>
@@ -4348,7 +5056,7 @@
         </w:trPr>
         <w:tc>
           <w:tcPr>
-            <w:tcW w:type="dxa" w:w="2610"/>
+            <w:tcW w:type="dxa" w:w="4084"/>
             <w:tcBorders>
               <w:top w:val="single" w:color="A6A6A6" w:sz="4"/>
               <w:left w:val="single" w:color="A6A6A6" w:sz="4"/>
@@ -4379,7 +5087,7 @@
         </w:tc>
         <w:tc>
           <w:tcPr>
-            <w:tcW w:type="dxa" w:w="7028"/>
+            <w:tcW w:type="dxa" w:w="5554"/>
             <w:tcBorders>
               <w:top w:val="single" w:color="A6A6A6" w:sz="4"/>
               <w:left w:val="single" w:color="A6A6A6" w:sz="4"/>
@@ -4415,7 +5123,7 @@
         </w:trPr>
         <w:tc>
           <w:tcPr>
-            <w:tcW w:type="dxa" w:w="2610"/>
+            <w:tcW w:type="dxa" w:w="4084"/>
             <w:tcBorders>
               <w:top w:val="single" w:color="A6A6A6" w:sz="4"/>
               <w:left w:val="single" w:color="A6A6A6" w:sz="4"/>
@@ -4446,7 +5154,7 @@
         </w:tc>
         <w:tc>
           <w:tcPr>
-            <w:tcW w:type="dxa" w:w="7028"/>
+            <w:tcW w:type="dxa" w:w="5554"/>
             <w:tcBorders>
               <w:top w:val="single" w:color="A6A6A6" w:sz="4"/>
               <w:left w:val="single" w:color="A6A6A6" w:sz="4"/>
@@ -4482,7 +5190,7 @@
         </w:trPr>
         <w:tc>
           <w:tcPr>
-            <w:tcW w:type="dxa" w:w="2610"/>
+            <w:tcW w:type="dxa" w:w="4084"/>
             <w:tcBorders>
               <w:top w:val="single" w:color="A6A6A6" w:sz="4"/>
               <w:left w:val="single" w:color="A6A6A6" w:sz="4"/>
@@ -4513,7 +5221,7 @@
         </w:tc>
         <w:tc>
           <w:tcPr>
-            <w:tcW w:type="dxa" w:w="7028"/>
+            <w:tcW w:type="dxa" w:w="5554"/>
             <w:tcBorders>
               <w:top w:val="single" w:color="A6A6A6" w:sz="4"/>
               <w:left w:val="single" w:color="A6A6A6" w:sz="4"/>
@@ -4544,6 +5252,11 @@
         </w:tc>
       </w:tr>
     </w:tbl>
+    <w:p>
+      <w:pPr>
+        <w:spacing w:after="60"/>
+      </w:pPr>
+    </w:p>
     <w:p>
       <w:pPr>
         <w:pStyle w:val="Heading1"/>
@@ -4575,8 +5288,8 @@
         </w:tblBorders>
       </w:tblPr>
       <w:tblGrid>
-        <w:gridCol w:w="3614"/>
-        <w:gridCol w:w="6024"/>
+        <w:gridCol w:w="4862"/>
+        <w:gridCol w:w="4776"/>
       </w:tblGrid>
       <w:tr>
         <w:trPr>
@@ -4585,7 +5298,7 @@
         </w:trPr>
         <w:tc>
           <w:tcPr>
-            <w:tcW w:type="dxa" w:w="3614"/>
+            <w:tcW w:type="dxa" w:w="4862"/>
             <w:tcBorders>
               <w:top w:val="single" w:color="A6A6A6" w:sz="4"/>
               <w:left w:val="single" w:color="A6A6A6" w:sz="4"/>
@@ -4619,7 +5332,7 @@
         </w:tc>
         <w:tc>
           <w:tcPr>
-            <w:tcW w:type="dxa" w:w="6024"/>
+            <w:tcW w:type="dxa" w:w="4776"/>
             <w:tcBorders>
               <w:top w:val="single" w:color="A6A6A6" w:sz="4"/>
               <w:left w:val="single" w:color="A6A6A6" w:sz="4"/>
@@ -4658,63 +5371,63 @@
         </w:trPr>
         <w:tc>
           <w:tcPr>
-            <w:tcW w:type="dxa" w:w="3614"/>
-            <w:tcBorders>
-              <w:top w:val="single" w:color="A6A6A6" w:sz="4"/>
-              <w:left w:val="single" w:color="A6A6A6" w:sz="4"/>
-              <w:bottom w:val="single" w:color="A6A6A6" w:sz="4"/>
-              <w:right w:val="single" w:color="A6A6A6" w:sz="4"/>
-            </w:tcBorders>
-            <w:tcMar>
-              <w:top w:type="dxa" w:w="60"/>
-              <w:left w:type="dxa" w:w="100"/>
-              <w:bottom w:type="dxa" w:w="60"/>
-              <w:right w:type="dxa" w:w="100"/>
-            </w:tcMar>
-            <w:vAlign w:val="top"/>
-          </w:tcPr>
-          <w:p>
-            <w:pPr>
-              <w:spacing w:after="20" w:line="270"/>
-            </w:pPr>
-            <w:r>
-              <w:rPr>
-                <w:rFonts w:ascii="Arial" w:cs="Arial" w:eastAsia="Arial" w:hAnsi="Arial"/>
-                <w:sz w:val="19"/>
-                <w:szCs w:val="19"/>
-              </w:rPr>
-              <w:t xml:space="preserve">Nhận quá số đặt</w:t>
-            </w:r>
-          </w:p>
-        </w:tc>
-        <w:tc>
-          <w:tcPr>
-            <w:tcW w:type="dxa" w:w="6024"/>
-            <w:tcBorders>
-              <w:top w:val="single" w:color="A6A6A6" w:sz="4"/>
-              <w:left w:val="single" w:color="A6A6A6" w:sz="4"/>
-              <w:bottom w:val="single" w:color="A6A6A6" w:sz="4"/>
-              <w:right w:val="single" w:color="A6A6A6" w:sz="4"/>
-            </w:tcBorders>
-            <w:tcMar>
-              <w:top w:type="dxa" w:w="60"/>
-              <w:left w:type="dxa" w:w="100"/>
-              <w:bottom w:type="dxa" w:w="60"/>
-              <w:right w:type="dxa" w:w="100"/>
-            </w:tcMar>
-            <w:vAlign w:val="top"/>
-          </w:tcPr>
-          <w:p>
-            <w:pPr>
-              <w:spacing w:after="20" w:line="270"/>
-            </w:pPr>
-            <w:r>
-              <w:rPr>
-                <w:rFonts w:ascii="Arial" w:cs="Arial" w:eastAsia="Arial" w:hAnsi="Arial"/>
-                <w:sz w:val="19"/>
-                <w:szCs w:val="19"/>
-              </w:rPr>
-              <w:t xml:space="preserve">Giới hạn theo số còn lại của dòng.</w:t>
+            <w:tcW w:type="dxa" w:w="4862"/>
+            <w:tcBorders>
+              <w:top w:val="single" w:color="A6A6A6" w:sz="4"/>
+              <w:left w:val="single" w:color="A6A6A6" w:sz="4"/>
+              <w:bottom w:val="single" w:color="A6A6A6" w:sz="4"/>
+              <w:right w:val="single" w:color="A6A6A6" w:sz="4"/>
+            </w:tcBorders>
+            <w:tcMar>
+              <w:top w:type="dxa" w:w="60"/>
+              <w:left w:type="dxa" w:w="100"/>
+              <w:bottom w:type="dxa" w:w="60"/>
+              <w:right w:type="dxa" w:w="100"/>
+            </w:tcMar>
+            <w:vAlign w:val="top"/>
+          </w:tcPr>
+          <w:p>
+            <w:pPr>
+              <w:spacing w:after="20" w:line="270"/>
+            </w:pPr>
+            <w:r>
+              <w:rPr>
+                <w:rFonts w:ascii="Arial" w:cs="Arial" w:eastAsia="Arial" w:hAnsi="Arial"/>
+                <w:sz w:val="19"/>
+                <w:szCs w:val="19"/>
+              </w:rPr>
+              <w:t xml:space="preserve">Nhận quá số còn phải nhận</w:t>
+            </w:r>
+          </w:p>
+        </w:tc>
+        <w:tc>
+          <w:tcPr>
+            <w:tcW w:type="dxa" w:w="4776"/>
+            <w:tcBorders>
+              <w:top w:val="single" w:color="A6A6A6" w:sz="4"/>
+              <w:left w:val="single" w:color="A6A6A6" w:sz="4"/>
+              <w:bottom w:val="single" w:color="A6A6A6" w:sz="4"/>
+              <w:right w:val="single" w:color="A6A6A6" w:sz="4"/>
+            </w:tcBorders>
+            <w:tcMar>
+              <w:top w:type="dxa" w:w="60"/>
+              <w:left w:type="dxa" w:w="100"/>
+              <w:bottom w:type="dxa" w:w="60"/>
+              <w:right w:type="dxa" w:w="100"/>
+            </w:tcMar>
+            <w:vAlign w:val="top"/>
+          </w:tcPr>
+          <w:p>
+            <w:pPr>
+              <w:spacing w:after="20" w:line="270"/>
+            </w:pPr>
+            <w:r>
+              <w:rPr>
+                <w:rFonts w:ascii="Arial" w:cs="Arial" w:eastAsia="Arial" w:hAnsi="Arial"/>
+                <w:sz w:val="19"/>
+                <w:szCs w:val="19"/>
+              </w:rPr>
+              <w:t xml:space="preserve">Máy chủ từ chối, báo số còn lại của dòng.</w:t>
             </w:r>
           </w:p>
         </w:tc>
@@ -4725,7 +5438,141 @@
         </w:trPr>
         <w:tc>
           <w:tcPr>
-            <w:tcW w:type="dxa" w:w="3614"/>
+            <w:tcW w:type="dxa" w:w="4862"/>
+            <w:tcBorders>
+              <w:top w:val="single" w:color="A6A6A6" w:sz="4"/>
+              <w:left w:val="single" w:color="A6A6A6" w:sz="4"/>
+              <w:bottom w:val="single" w:color="A6A6A6" w:sz="4"/>
+              <w:right w:val="single" w:color="A6A6A6" w:sz="4"/>
+            </w:tcBorders>
+            <w:tcMar>
+              <w:top w:type="dxa" w:w="60"/>
+              <w:left w:type="dxa" w:w="100"/>
+              <w:bottom w:type="dxa" w:w="60"/>
+              <w:right w:type="dxa" w:w="100"/>
+            </w:tcMar>
+            <w:vAlign w:val="top"/>
+          </w:tcPr>
+          <w:p>
+            <w:pPr>
+              <w:spacing w:after="20" w:line="270"/>
+            </w:pPr>
+            <w:r>
+              <w:rPr>
+                <w:rFonts w:ascii="Arial" w:cs="Arial" w:eastAsia="Arial" w:hAnsi="Arial"/>
+                <w:sz w:val="19"/>
+                <w:szCs w:val="19"/>
+              </w:rPr>
+              <w:t xml:space="preserve">Ngày nhận sau hôm nay / trước ngày đặt / trong kỳ khoá sổ</w:t>
+            </w:r>
+          </w:p>
+        </w:tc>
+        <w:tc>
+          <w:tcPr>
+            <w:tcW w:type="dxa" w:w="4776"/>
+            <w:tcBorders>
+              <w:top w:val="single" w:color="A6A6A6" w:sz="4"/>
+              <w:left w:val="single" w:color="A6A6A6" w:sz="4"/>
+              <w:bottom w:val="single" w:color="A6A6A6" w:sz="4"/>
+              <w:right w:val="single" w:color="A6A6A6" w:sz="4"/>
+            </w:tcBorders>
+            <w:tcMar>
+              <w:top w:type="dxa" w:w="60"/>
+              <w:left w:type="dxa" w:w="100"/>
+              <w:bottom w:type="dxa" w:w="60"/>
+              <w:right w:type="dxa" w:w="100"/>
+            </w:tcMar>
+            <w:vAlign w:val="top"/>
+          </w:tcPr>
+          <w:p>
+            <w:pPr>
+              <w:spacing w:after="20" w:line="270"/>
+            </w:pPr>
+            <w:r>
+              <w:rPr>
+                <w:rFonts w:ascii="Arial" w:cs="Arial" w:eastAsia="Arial" w:hAnsi="Arial"/>
+                <w:sz w:val="19"/>
+                <w:szCs w:val="19"/>
+              </w:rPr>
+              <w:t xml:space="preserve">Từ chối, báo mốc ngày được phép.</w:t>
+            </w:r>
+          </w:p>
+        </w:tc>
+      </w:tr>
+      <w:tr>
+        <w:trPr>
+          <w:cantSplit/>
+        </w:trPr>
+        <w:tc>
+          <w:tcPr>
+            <w:tcW w:type="dxa" w:w="4862"/>
+            <w:tcBorders>
+              <w:top w:val="single" w:color="A6A6A6" w:sz="4"/>
+              <w:left w:val="single" w:color="A6A6A6" w:sz="4"/>
+              <w:bottom w:val="single" w:color="A6A6A6" w:sz="4"/>
+              <w:right w:val="single" w:color="A6A6A6" w:sz="4"/>
+            </w:tcBorders>
+            <w:tcMar>
+              <w:top w:type="dxa" w:w="60"/>
+              <w:left w:type="dxa" w:w="100"/>
+              <w:bottom w:type="dxa" w:w="60"/>
+              <w:right w:type="dxa" w:w="100"/>
+            </w:tcMar>
+            <w:vAlign w:val="top"/>
+          </w:tcPr>
+          <w:p>
+            <w:pPr>
+              <w:spacing w:after="20" w:line="270"/>
+            </w:pPr>
+            <w:r>
+              <w:rPr>
+                <w:rFonts w:ascii="Arial" w:cs="Arial" w:eastAsia="Arial" w:hAnsi="Arial"/>
+                <w:sz w:val="19"/>
+                <w:szCs w:val="19"/>
+              </w:rPr>
+              <w:t xml:space="preserve">Trả lại khi đơn chưa nhận gì hoặc đã trả hết</w:t>
+            </w:r>
+          </w:p>
+        </w:tc>
+        <w:tc>
+          <w:tcPr>
+            <w:tcW w:type="dxa" w:w="4776"/>
+            <w:tcBorders>
+              <w:top w:val="single" w:color="A6A6A6" w:sz="4"/>
+              <w:left w:val="single" w:color="A6A6A6" w:sz="4"/>
+              <w:bottom w:val="single" w:color="A6A6A6" w:sz="4"/>
+              <w:right w:val="single" w:color="A6A6A6" w:sz="4"/>
+            </w:tcBorders>
+            <w:tcMar>
+              <w:top w:type="dxa" w:w="60"/>
+              <w:left w:type="dxa" w:w="100"/>
+              <w:bottom w:type="dxa" w:w="60"/>
+              <w:right w:type="dxa" w:w="100"/>
+            </w:tcMar>
+            <w:vAlign w:val="top"/>
+          </w:tcPr>
+          <w:p>
+            <w:pPr>
+              <w:spacing w:after="20" w:line="270"/>
+            </w:pPr>
+            <w:r>
+              <w:rPr>
+                <w:rFonts w:ascii="Arial" w:cs="Arial" w:eastAsia="Arial" w:hAnsi="Arial"/>
+                <w:sz w:val="19"/>
+                <w:szCs w:val="19"/>
+              </w:rPr>
+              <w:t xml:space="preserve">Hộp thoại báo "Đơn chưa nhận hàng nào, hoặc đã trả hết."</w:t>
+            </w:r>
+          </w:p>
+        </w:tc>
+      </w:tr>
+      <w:tr>
+        <w:trPr>
+          <w:cantSplit/>
+        </w:trPr>
+        <w:tc>
+          <w:tcPr>
+            <w:tcW w:type="dxa" w:w="4862"/>
             <w:tcBorders>
               <w:top w:val="single" w:color="A6A6A6" w:sz="4"/>
               <w:left w:val="single" w:color="A6A6A6" w:sz="4"/>
@@ -4756,7 +5603,7 @@
         </w:tc>
         <w:tc>
           <w:tcPr>
-            <w:tcW w:type="dxa" w:w="6024"/>
+            <w:tcW w:type="dxa" w:w="4776"/>
             <w:tcBorders>
               <w:top w:val="single" w:color="A6A6A6" w:sz="4"/>
               <w:left w:val="single" w:color="A6A6A6" w:sz="4"/>
@@ -4789,75 +5636,8 @@
     </w:tbl>
     <w:p>
       <w:pPr>
-        <w:pStyle w:val="Heading1"/>
-        <w:keepNext/>
-        <w:spacing w:after="120" w:before="320"/>
+        <w:spacing w:after="60"/>
       </w:pPr>
-      <w:r>
-        <w:rPr>
-          <w:rFonts w:ascii="Arial" w:cs="Arial" w:eastAsia="Arial" w:hAnsi="Arial"/>
-          <w:b/>
-          <w:bCs/>
-          <w:color w:val="1F3864"/>
-          <w:sz w:val="28"/>
-          <w:szCs w:val="28"/>
-        </w:rPr>
-        <w:t xml:space="preserve">10. Bản in</w:t>
-      </w:r>
-    </w:p>
-    <w:p>
-      <w:pPr>
-        <w:pStyle w:val="ListParagraph"/>
-        <w:numPr>
-          <w:ilvl w:val="0"/>
-          <w:numId w:val="2"/>
-        </w:numPr>
-        <w:spacing w:after="60" w:line="290"/>
-      </w:pPr>
-      <w:r>
-        <w:rPr>
-          <w:rFonts w:ascii="Arial" w:cs="Arial" w:eastAsia="Arial" w:hAnsi="Arial"/>
-          <w:sz w:val="21"/>
-          <w:szCs w:val="21"/>
-        </w:rPr>
-        <w:t xml:space="preserve">Phiếu in: </w:t>
-      </w:r>
-      <w:r>
-        <w:rPr>
-          <w:rFonts w:ascii="Arial" w:cs="Arial" w:eastAsia="Arial" w:hAnsi="Arial"/>
-          <w:b/>
-          <w:bCs/>
-          <w:sz w:val="21"/>
-          <w:szCs w:val="21"/>
-        </w:rPr>
-        <w:t xml:space="preserve">Đơn nhập hàng</w:t>
-      </w:r>
-      <w:r>
-        <w:rPr>
-          <w:rFonts w:ascii="Arial" w:cs="Arial" w:eastAsia="Arial" w:hAnsi="Arial"/>
-          <w:sz w:val="21"/>
-          <w:szCs w:val="21"/>
-        </w:rPr>
-        <w:t xml:space="preserve">, dựng bằng khuôn in chung (ATL-26): tiêu đề công ty (logo + tên + địa chỉ, mã số thuế, điện thoại, email, website có nhãn) và số phiếu, tiêu đề, khối thông tin, bảng, khối ký, chân trang "In lúc … · người in".</w:t>
-      </w:r>
-    </w:p>
-    <w:p>
-      <w:pPr>
-        <w:pStyle w:val="ListParagraph"/>
-        <w:numPr>
-          <w:ilvl w:val="0"/>
-          <w:numId w:val="2"/>
-        </w:numPr>
-        <w:spacing w:after="60" w:line="290"/>
-      </w:pPr>
-      <w:r>
-        <w:rPr>
-          <w:rFonts w:ascii="Arial" w:cs="Arial" w:eastAsia="Arial" w:hAnsi="Arial"/>
-          <w:sz w:val="21"/>
-          <w:szCs w:val="21"/>
-        </w:rPr>
-        <w:t xml:space="preserve">Khối thông tin: nhà cung cấp (kèm mã), mã số thuế, điện thoại, địa chỉ, trạng thái, ghi chú; bảng: STT, mã hàng, tên hàng, ĐVT, số lượng, đơn giá, thành tiền, thuế, tiền thuế; tổng tiền hàng, thuế GTGT, tổng thanh toán và "Bằng chữ"; ký: Người lập đơn, Thủ kho, Nhà cung cấp, Giám đốc.</w:t>
-      </w:r>
     </w:p>
     <w:p>
       <w:pPr>
@@ -4874,7 +5654,7 @@
           <w:sz w:val="28"/>
           <w:szCs w:val="28"/>
         </w:rPr>
-        <w:t xml:space="preserve">11. Ghi chú &amp; giới hạn hiện tại</w:t>
+        <w:t xml:space="preserve">10. Bản in</w:t>
       </w:r>
     </w:p>
     <w:p>
@@ -4882,7 +5662,7 @@
         <w:pStyle w:val="ListParagraph"/>
         <w:numPr>
           <w:ilvl w:val="0"/>
-          <w:numId w:val="2"/>
+          <w:numId w:val="1"/>
         </w:numPr>
         <w:spacing w:after="60" w:line="290"/>
       </w:pPr>
@@ -4892,7 +5672,25 @@
           <w:sz w:val="21"/>
           <w:szCs w:val="21"/>
         </w:rPr>
-        <w:t xml:space="preserve">Chưa có luồng thanh toán trên đơn: tiền trả NCC đi qua Phiếu chi và đối trừ công nợ.</w:t>
+        <w:t xml:space="preserve">Phiếu in: </w:t>
+      </w:r>
+      <w:r>
+        <w:rPr>
+          <w:rFonts w:ascii="Arial" w:cs="Arial" w:eastAsia="Arial" w:hAnsi="Arial"/>
+          <w:b/>
+          <w:bCs/>
+          <w:sz w:val="21"/>
+          <w:szCs w:val="21"/>
+        </w:rPr>
+        <w:t xml:space="preserve">Đơn nhập hàng</w:t>
+      </w:r>
+      <w:r>
+        <w:rPr>
+          <w:rFonts w:ascii="Arial" w:cs="Arial" w:eastAsia="Arial" w:hAnsi="Arial"/>
+          <w:sz w:val="21"/>
+          <w:szCs w:val="21"/>
+        </w:rPr>
+        <w:t xml:space="preserve"> (khổ A4 hoặc A5), dựng bằng khuôn in chung (ATL-26): tiêu đề công ty (logo + tên + địa chỉ, mã số thuế, điện thoại, email, website có nhãn) và số phiếu, tiêu đề, khối thông tin, bảng, khối ký, chân trang "In lúc … · người in".</w:t>
       </w:r>
     </w:p>
     <w:p>
@@ -4900,7 +5698,7 @@
         <w:pStyle w:val="ListParagraph"/>
         <w:numPr>
           <w:ilvl w:val="0"/>
-          <w:numId w:val="2"/>
+          <w:numId w:val="1"/>
         </w:numPr>
         <w:spacing w:after="60" w:line="290"/>
       </w:pPr>
@@ -4910,7 +5708,25 @@
           <w:sz w:val="21"/>
           <w:szCs w:val="21"/>
         </w:rPr>
-        <w:t xml:space="preserve">Dữ liệu được lưu ở máy chủ (cơ sở dữ liệu PostgreSQL) và đọc / ghi qua API; các quy tắc nghiệp vụ trong tài liệu này được áp ở máy chủ, giao diện báo lỗi sớm cho người dùng. Mỗi thao tác ghi để lại một dòng Nhật ký hoạt động (ATL-27).</w:t>
+        <w:t xml:space="preserve">Khối thông tin: nhà cung cấp (kèm mã), mã số thuế, điện thoại, địa chỉ, trạng thái, ghi chú; bảng: STT, mã hàng, tên hàng, ĐVT, số lượng, đơn giá, thành tiền, thuế, tiền thuế; tổng tiền hàng, thuế GTGT, tổng thanh toán và "Bằng chữ"; ký: Người lập đơn, Thủ kho, Nhà cung cấp, Giám đốc.</w:t>
+      </w:r>
+    </w:p>
+    <w:p>
+      <w:pPr>
+        <w:pStyle w:val="Heading1"/>
+        <w:keepNext/>
+        <w:spacing w:after="120" w:before="320"/>
+      </w:pPr>
+      <w:r>
+        <w:rPr>
+          <w:rFonts w:ascii="Arial" w:cs="Arial" w:eastAsia="Arial" w:hAnsi="Arial"/>
+          <w:b/>
+          <w:bCs/>
+          <w:color w:val="1F3864"/>
+          <w:sz w:val="28"/>
+          <w:szCs w:val="28"/>
+        </w:rPr>
+        <w:t xml:space="preserve">11. Ghi chú &amp; giới hạn hiện tại</w:t>
       </w:r>
     </w:p>
     <w:p>
@@ -4918,7 +5734,43 @@
         <w:pStyle w:val="ListParagraph"/>
         <w:numPr>
           <w:ilvl w:val="0"/>
-          <w:numId w:val="2"/>
+          <w:numId w:val="1"/>
+        </w:numPr>
+        <w:spacing w:after="60" w:line="290"/>
+      </w:pPr>
+      <w:r>
+        <w:rPr>
+          <w:rFonts w:ascii="Arial" w:cs="Arial" w:eastAsia="Arial" w:hAnsi="Arial"/>
+          <w:sz w:val="21"/>
+          <w:szCs w:val="21"/>
+        </w:rPr>
+        <w:t xml:space="preserve">Chưa có luồng thanh toán trên đơn: tiền trả NCC đi qua Phiếu chi và đối trừ công nợ.</w:t>
+      </w:r>
+    </w:p>
+    <w:p>
+      <w:pPr>
+        <w:pStyle w:val="ListParagraph"/>
+        <w:numPr>
+          <w:ilvl w:val="0"/>
+          <w:numId w:val="1"/>
+        </w:numPr>
+        <w:spacing w:after="60" w:line="290"/>
+      </w:pPr>
+      <w:r>
+        <w:rPr>
+          <w:rFonts w:ascii="Arial" w:cs="Arial" w:eastAsia="Arial" w:hAnsi="Arial"/>
+          <w:sz w:val="21"/>
+          <w:szCs w:val="21"/>
+        </w:rPr>
+        <w:t xml:space="preserve">Dữ liệu được lưu ở máy chủ (cơ sở dữ liệu PostgreSQL) và đọc / ghi qua API; các quy tắc nghiệp vụ trong tài liệu này được áp ở máy chủ, giao diện báo lỗi sớm cho người dùng. Mỗi thao tác ghi để lại một dòng Nhật ký hoạt động (ATL-27).</w:t>
+      </w:r>
+    </w:p>
+    <w:p>
+      <w:pPr>
+        <w:pStyle w:val="ListParagraph"/>
+        <w:numPr>
+          <w:ilvl w:val="0"/>
+          <w:numId w:val="1"/>
         </w:numPr>
         <w:spacing w:after="60" w:line="290"/>
       </w:pPr>
@@ -4999,7 +5851,7 @@
 </file>
 
 <file path=word/footer1.xml><?xml version="1.0" encoding="utf-8"?>
-<w:ftr xmlns:wpc="http://schemas.microsoft.com/office/word/2010/wordprocessingCanvas" xmlns:mc="http://schemas.openxmlformats.org/markup-compatibility/2006" xmlns:o="urn:schemas-microsoft-com:office:office" xmlns:r="http://schemas.openxmlformats.org/officeDocument/2006/relationships" xmlns:m="http://schemas.openxmlformats.org/officeDocument/2006/math" xmlns:v="urn:schemas-microsoft-com:vml" xmlns:wp14="http://schemas.microsoft.com/office/word/2010/wordprocessingDrawing" xmlns:wp="http://schemas.openxmlformats.org/drawingml/2006/wordprocessingDrawing" xmlns:w10="urn:schemas-microsoft-com:office:word" xmlns:w="http://schemas.openxmlformats.org/wordprocessingml/2006/main" xmlns:w14="http://schemas.microsoft.com/office/word/2010/wordml" xmlns:w15="http://schemas.microsoft.com/office/word/2012/wordml" xmlns:wpg="http://schemas.microsoft.com/office/word/2010/wordprocessingGroup" xmlns:wpi="http://schemas.microsoft.com/office/word/2010/wordprocessingInk" xmlns:wne="http://schemas.microsoft.com/office/word/2006/wordml" xmlns:wps="http://schemas.microsoft.com/office/word/2010/wordprocessingShape">
+<w:ftr xmlns:r="http://schemas.openxmlformats.org/officeDocument/2006/relationships" xmlns:w="http://schemas.openxmlformats.org/wordprocessingml/2006/main">
   <w:p>
     <w:pPr>
       <w:jc w:val="center"/>
@@ -5039,6 +5891,15 @@
         <w:szCs w:val="17"/>
       </w:rPr>
       <w:fldChar w:fldCharType="separate"/>
+    </w:r>
+    <w:r>
+      <w:rPr>
+        <w:rFonts w:ascii="Arial" w:cs="Arial" w:eastAsia="Arial" w:hAnsi="Arial"/>
+        <w:color w:val="7F7F7F"/>
+        <w:sz w:val="17"/>
+        <w:szCs w:val="17"/>
+      </w:rPr>
+      <w:t>1</w:t>
     </w:r>
     <w:r>
       <w:rPr>
@@ -5092,6 +5953,15 @@
         <w:sz w:val="17"/>
         <w:szCs w:val="17"/>
       </w:rPr>
+      <w:t>1</w:t>
+    </w:r>
+    <w:r>
+      <w:rPr>
+        <w:rFonts w:ascii="Arial" w:cs="Arial" w:eastAsia="Arial" w:hAnsi="Arial"/>
+        <w:color w:val="7F7F7F"/>
+        <w:sz w:val="17"/>
+        <w:szCs w:val="17"/>
+      </w:rPr>
       <w:fldChar w:fldCharType="end"/>
     </w:r>
   </w:p>
@@ -5136,7 +6006,7 @@
 </file>
 
 <file path=word/header1.xml><?xml version="1.0" encoding="utf-8"?>
-<w:hdr xmlns:wpc="http://schemas.microsoft.com/office/word/2010/wordprocessingCanvas" xmlns:mc="http://schemas.openxmlformats.org/markup-compatibility/2006" xmlns:o="urn:schemas-microsoft-com:office:office" xmlns:r="http://schemas.openxmlformats.org/officeDocument/2006/relationships" xmlns:m="http://schemas.openxmlformats.org/officeDocument/2006/math" xmlns:v="urn:schemas-microsoft-com:vml" xmlns:wp14="http://schemas.microsoft.com/office/word/2010/wordprocessingDrawing" xmlns:wp="http://schemas.openxmlformats.org/drawingml/2006/wordprocessingDrawing" xmlns:w10="urn:schemas-microsoft-com:office:word" xmlns:w="http://schemas.openxmlformats.org/wordprocessingml/2006/main" xmlns:w14="http://schemas.microsoft.com/office/word/2010/wordml" xmlns:w15="http://schemas.microsoft.com/office/word/2012/wordml" xmlns:wpg="http://schemas.microsoft.com/office/word/2010/wordprocessingGroup" xmlns:wpi="http://schemas.microsoft.com/office/word/2010/wordprocessingInk" xmlns:wne="http://schemas.microsoft.com/office/word/2006/wordml" xmlns:wps="http://schemas.microsoft.com/office/word/2010/wordprocessingShape" xmlns:cx="http://schemas.microsoft.com/office/drawing/2014/chartex" xmlns:cx1="http://schemas.microsoft.com/office/drawing/2015/9/8/chartex" xmlns:cx2="http://schemas.microsoft.com/office/drawing/2015/10/21/chartex" xmlns:cx3="http://schemas.microsoft.com/office/drawing/2016/5/9/chartex" xmlns:cx4="http://schemas.microsoft.com/office/drawing/2016/5/10/chartex" xmlns:cx5="http://schemas.microsoft.com/office/drawing/2016/5/11/chartex" xmlns:cx6="http://schemas.microsoft.com/office/drawing/2016/5/12/chartex" xmlns:cx7="http://schemas.microsoft.com/office/drawing/2016/5/13/chartex" xmlns:cx8="http://schemas.microsoft.com/office/drawing/2016/5/14/chartex" xmlns:w16cid="http://schemas.microsoft.com/office/word/2016/wordml/cid" xmlns:w16se="http://schemas.microsoft.com/office/word/2015/wordml/symex">
+<w:hdr xmlns:r="http://schemas.openxmlformats.org/officeDocument/2006/relationships" xmlns:w="http://schemas.openxmlformats.org/wordprocessingml/2006/main">
   <w:p>
     <w:pPr>
       <w:pBdr>
@@ -5162,101 +6032,18 @@
         <w:sz w:val="17"/>
         <w:szCs w:val="17"/>
       </w:rPr>
-      <w:t xml:space="preserve">	ATL-09 · Đơn nhập hàng</w:t>
+      <w:tab/>
+      <w:t xml:space="preserve">ATL-09 · Đơn nhập hàng</w:t>
     </w:r>
   </w:p>
 </w:hdr>
 </file>
 
 <file path=word/numbering.xml><?xml version="1.0" encoding="utf-8"?>
-<w:numbering xmlns:wpc="http://schemas.microsoft.com/office/word/2010/wordprocessingCanvas" xmlns:mc="http://schemas.openxmlformats.org/markup-compatibility/2006" xmlns:o="urn:schemas-microsoft-com:office:office" xmlns:r="http://schemas.openxmlformats.org/officeDocument/2006/relationships" xmlns:m="http://schemas.openxmlformats.org/officeDocument/2006/math" xmlns:v="urn:schemas-microsoft-com:vml" xmlns:wp14="http://schemas.microsoft.com/office/word/2010/wordprocessingDrawing" xmlns:wp="http://schemas.openxmlformats.org/drawingml/2006/wordprocessingDrawing" xmlns:w10="urn:schemas-microsoft-com:office:word" xmlns:w="http://schemas.openxmlformats.org/wordprocessingml/2006/main" xmlns:w14="http://schemas.microsoft.com/office/word/2010/wordml" xmlns:w15="http://schemas.microsoft.com/office/word/2012/wordml" xmlns:wpg="http://schemas.microsoft.com/office/word/2010/wordprocessingGroup" xmlns:wpi="http://schemas.microsoft.com/office/word/2010/wordprocessingInk" xmlns:wne="http://schemas.microsoft.com/office/word/2006/wordml" xmlns:wps="http://schemas.microsoft.com/office/word/2010/wordprocessingShape" mc:Ignorable="w14 w15 wp14">
-  <w:abstractNum w:abstractNumId="1" w15:restartNumberingAfterBreak="0">
-    <w:multiLevelType w:val="hybridMultilevel"/>
-    <w:lvl w:ilvl="0" w:tentative="1">
-      <w:start w:val="1"/>
-      <w:numFmt w:val="bullet"/>
-      <w:lvlText w:val="●"/>
-      <w:lvlJc w:val="left"/>
-      <w:pPr>
-        <w:ind w:left="720" w:hanging="360"/>
-      </w:pPr>
-    </w:lvl>
-    <w:lvl w:ilvl="1" w:tentative="1">
-      <w:start w:val="1"/>
-      <w:numFmt w:val="bullet"/>
-      <w:lvlText w:val="○"/>
-      <w:lvlJc w:val="left"/>
-      <w:pPr>
-        <w:ind w:left="1440" w:hanging="360"/>
-      </w:pPr>
-    </w:lvl>
-    <w:lvl w:ilvl="2" w:tentative="1">
-      <w:start w:val="1"/>
-      <w:numFmt w:val="bullet"/>
-      <w:lvlText w:val="■"/>
-      <w:lvlJc w:val="left"/>
-      <w:pPr>
-        <w:ind w:left="2160" w:hanging="360"/>
-      </w:pPr>
-    </w:lvl>
-    <w:lvl w:ilvl="3" w:tentative="1">
-      <w:start w:val="1"/>
-      <w:numFmt w:val="bullet"/>
-      <w:lvlText w:val="●"/>
-      <w:lvlJc w:val="left"/>
-      <w:pPr>
-        <w:ind w:left="2880" w:hanging="360"/>
-      </w:pPr>
-    </w:lvl>
-    <w:lvl w:ilvl="4" w:tentative="1">
-      <w:start w:val="1"/>
-      <w:numFmt w:val="bullet"/>
-      <w:lvlText w:val="○"/>
-      <w:lvlJc w:val="left"/>
-      <w:pPr>
-        <w:ind w:left="3600" w:hanging="360"/>
-      </w:pPr>
-    </w:lvl>
-    <w:lvl w:ilvl="5" w:tentative="1">
-      <w:start w:val="1"/>
-      <w:numFmt w:val="bullet"/>
-      <w:lvlText w:val="■"/>
-      <w:lvlJc w:val="left"/>
-      <w:pPr>
-        <w:ind w:left="4320" w:hanging="360"/>
-      </w:pPr>
-    </w:lvl>
-    <w:lvl w:ilvl="6" w:tentative="1">
-      <w:start w:val="1"/>
-      <w:numFmt w:val="bullet"/>
-      <w:lvlText w:val="●"/>
-      <w:lvlJc w:val="left"/>
-      <w:pPr>
-        <w:ind w:left="5040" w:hanging="360"/>
-      </w:pPr>
-    </w:lvl>
-    <w:lvl w:ilvl="7" w:tentative="1">
-      <w:start w:val="1"/>
-      <w:numFmt w:val="bullet"/>
-      <w:lvlText w:val="●"/>
-      <w:lvlJc w:val="left"/>
-      <w:pPr>
-        <w:ind w:left="5760" w:hanging="360"/>
-      </w:pPr>
-    </w:lvl>
-    <w:lvl w:ilvl="8" w:tentative="1">
-      <w:start w:val="1"/>
-      <w:numFmt w:val="bullet"/>
-      <w:lvlText w:val="●"/>
-      <w:lvlJc w:val="left"/>
-      <w:pPr>
-        <w:ind w:left="6480" w:hanging="360"/>
-      </w:pPr>
-    </w:lvl>
-  </w:abstractNum>
-  <w:abstractNum w:abstractNumId="2" w15:restartNumberingAfterBreak="0">
-    <w:multiLevelType w:val="hybridMultilevel"/>
-    <w:lvl w:ilvl="0" w:tentative="1">
+<w:numbering xmlns:r="http://schemas.openxmlformats.org/officeDocument/2006/relationships" xmlns:w="http://schemas.openxmlformats.org/wordprocessingml/2006/main">
+  <w:abstractNum w:abstractNumId="1">
+    <w:multiLevelType w:val="singleLevel"/>
+    <w:lvl w:ilvl="0">
       <w:start w:val="1"/>
       <w:numFmt w:val="bullet"/>
       <w:lvlText w:val="•"/>
@@ -5266,9 +6053,9 @@
       </w:pPr>
     </w:lvl>
   </w:abstractNum>
-  <w:abstractNum w:abstractNumId="3" w15:restartNumberingAfterBreak="0">
-    <w:multiLevelType w:val="hybridMultilevel"/>
-    <w:lvl w:ilvl="0" w:tentative="1">
+  <w:abstractNum w:abstractNumId="2">
+    <w:multiLevelType w:val="singleLevel"/>
+    <w:lvl w:ilvl="0">
       <w:start w:val="1"/>
       <w:numFmt w:val="decimal"/>
       <w:lvlText w:val="%1."/>
@@ -5280,18 +6067,9 @@
   </w:abstractNum>
   <w:num w:numId="1">
     <w:abstractNumId w:val="1"/>
-    <w:lvlOverride w:ilvl="0">
-      <w:startOverride w:val="1"/>
-    </w:lvlOverride>
   </w:num>
   <w:num w:numId="2">
     <w:abstractNumId w:val="2"/>
-    <w:lvlOverride w:ilvl="0">
-      <w:startOverride w:val="1"/>
-    </w:lvlOverride>
-  </w:num>
-  <w:num w:numId="3">
-    <w:abstractNumId w:val="3"/>
     <w:lvlOverride w:ilvl="0">
       <w:startOverride w:val="1"/>
     </w:lvlOverride>
